--- a/courses/4/uifis/reports/UIFIS_practice-4_report-template.docx
+++ b/courses/4/uifis/reports/UIFIS_practice-4_report-template.docx
@@ -86,6 +86,15 @@
       </w:r>
     </w:p>
     <w:p/>
+    <w:p>
+      <w:r>
+        <w:rPr>
+          <w:b/>
+          <w:sz w:val="24"/>
+        </w:rPr>
+        <w:t>Ход работы</w:t>
+      </w:r>
+    </w:p>
     <w:p>
       <w:r>
         <w:rPr>
@@ -1805,19 +1814,7 @@
           <w:b/>
           <w:sz w:val="24"/>
         </w:rPr>
-        <w:t>Скриншоты</w:t>
-      </w:r>
-    </w:p>
-    <w:p>
-      <w:pPr>
-        <w:jc w:val="center"/>
-      </w:pPr>
-      <w:r>
-        <w:rPr>
-          <w:i/>
-          <w:sz w:val="22"/>
-        </w:rPr>
-        <w:t>[ Место для скриншота 1: шапка отчёта и профиль системы ]</w:t>
+        <w:t>Скриншоты выполнения работы</w:t>
       </w:r>
     </w:p>
     <w:p/>
@@ -1890,200 +1887,6 @@
           <w:sz w:val="24"/>
         </w:rPr>
         <w:t>________________________________________________________________________</w:t>
-      </w:r>
-    </w:p>
-    <w:p>
-      <w:r>
-        <w:rPr>
-          <w:b w:val="0"/>
-          <w:sz w:val="24"/>
-        </w:rPr>
-        <w:t>________________________________________________________________________</w:t>
-      </w:r>
-    </w:p>
-    <w:p>
-      <w:r>
-        <w:rPr>
-          <w:b w:val="0"/>
-          <w:sz w:val="24"/>
-        </w:rPr>
-        <w:t>________________________________________________________________________</w:t>
-      </w:r>
-    </w:p>
-    <w:p>
-      <w:r>
-        <w:rPr>
-          <w:b w:val="0"/>
-          <w:sz w:val="24"/>
-        </w:rPr>
-        <w:t>________________________________________________________________________</w:t>
-      </w:r>
-    </w:p>
-    <w:p/>
-    <w:p>
-      <w:r>
-        <w:rPr>
-          <w:b/>
-          <w:sz w:val="24"/>
-        </w:rPr>
-        <w:t>Ответы на контрольные вопросы</w:t>
-      </w:r>
-    </w:p>
-    <w:p>
-      <w:r>
-        <w:rPr>
-          <w:b w:val="0"/>
-          <w:sz w:val="24"/>
-        </w:rPr>
-        <w:t>1. Чем архитектура отличается от платформы?</w:t>
-      </w:r>
-    </w:p>
-    <w:p>
-      <w:r>
-        <w:rPr>
-          <w:b w:val="0"/>
-          <w:sz w:val="24"/>
-        </w:rPr>
-        <w:t>________________________________________________________________________</w:t>
-      </w:r>
-    </w:p>
-    <w:p>
-      <w:r>
-        <w:rPr>
-          <w:b w:val="0"/>
-          <w:sz w:val="24"/>
-        </w:rPr>
-        <w:t>________________________________________________________________________</w:t>
-      </w:r>
-    </w:p>
-    <w:p>
-      <w:r>
-        <w:rPr>
-          <w:b w:val="0"/>
-          <w:sz w:val="24"/>
-        </w:rPr>
-        <w:t>________________________________________________________________________</w:t>
-      </w:r>
-    </w:p>
-    <w:p/>
-    <w:p>
-      <w:r>
-        <w:rPr>
-          <w:b w:val="0"/>
-          <w:sz w:val="24"/>
-        </w:rPr>
-        <w:t>2. Почему в матрице выбора веса критериев должны давать единицу?</w:t>
-      </w:r>
-    </w:p>
-    <w:p>
-      <w:r>
-        <w:rPr>
-          <w:b w:val="0"/>
-          <w:sz w:val="24"/>
-        </w:rPr>
-        <w:t>________________________________________________________________________</w:t>
-      </w:r>
-    </w:p>
-    <w:p>
-      <w:r>
-        <w:rPr>
-          <w:b w:val="0"/>
-          <w:sz w:val="24"/>
-        </w:rPr>
-        <w:t>________________________________________________________________________</w:t>
-      </w:r>
-    </w:p>
-    <w:p>
-      <w:r>
-        <w:rPr>
-          <w:b w:val="0"/>
-          <w:sz w:val="24"/>
-        </w:rPr>
-        <w:t>________________________________________________________________________</w:t>
-      </w:r>
-    </w:p>
-    <w:p/>
-    <w:p>
-      <w:r>
-        <w:rPr>
-          <w:b w:val="0"/>
-          <w:sz w:val="24"/>
-        </w:rPr>
-        <w:t>3. Когда клиент-серверная архитектура лучше трёхзвенной?</w:t>
-      </w:r>
-    </w:p>
-    <w:p>
-      <w:r>
-        <w:rPr>
-          <w:b w:val="0"/>
-          <w:sz w:val="24"/>
-        </w:rPr>
-        <w:t>________________________________________________________________________</w:t>
-      </w:r>
-    </w:p>
-    <w:p>
-      <w:r>
-        <w:rPr>
-          <w:b w:val="0"/>
-          <w:sz w:val="24"/>
-        </w:rPr>
-        <w:t>________________________________________________________________________</w:t>
-      </w:r>
-    </w:p>
-    <w:p>
-      <w:r>
-        <w:rPr>
-          <w:b w:val="0"/>
-          <w:sz w:val="24"/>
-        </w:rPr>
-        <w:t>________________________________________________________________________</w:t>
-      </w:r>
-    </w:p>
-    <w:p/>
-    <w:p>
-      <w:r>
-        <w:rPr>
-          <w:b w:val="0"/>
-          <w:sz w:val="24"/>
-        </w:rPr>
-        <w:t>4. Почему схема размещения должна показывать границу доступа?</w:t>
-      </w:r>
-    </w:p>
-    <w:p>
-      <w:r>
-        <w:rPr>
-          <w:b w:val="0"/>
-          <w:sz w:val="24"/>
-        </w:rPr>
-        <w:t>________________________________________________________________________</w:t>
-      </w:r>
-    </w:p>
-    <w:p>
-      <w:r>
-        <w:rPr>
-          <w:b w:val="0"/>
-          <w:sz w:val="24"/>
-        </w:rPr>
-        <w:t>________________________________________________________________________</w:t>
-      </w:r>
-    </w:p>
-    <w:p>
-      <w:r>
-        <w:rPr>
-          <w:b w:val="0"/>
-          <w:sz w:val="24"/>
-        </w:rPr>
-        <w:t>________________________________________________________________________</w:t>
-      </w:r>
-    </w:p>
-    <w:p/>
-    <w:p>
-      <w:r>
-        <w:rPr>
-          <w:b w:val="0"/>
-          <w:sz w:val="24"/>
-        </w:rPr>
-        <w:t>5. Почему RAID не заменяет резервное копирование?</w:t>
       </w:r>
     </w:p>
     <w:p>

--- a/courses/4/uifis/reports/UIFIS_practice-4_report-template.docx
+++ b/courses/4/uifis/reports/UIFIS_practice-4_report-template.docx
@@ -4,10 +4,13 @@
   <w:body>
     <w:p>
       <w:pPr>
+        <w:spacing w:line="360" w:lineRule="auto" w:before="0" w:after="0"/>
+        <w:ind w:firstLine="0"/>
         <w:jc w:val="center"/>
       </w:pPr>
       <w:r>
         <w:rPr>
+          <w:rFonts w:ascii="Times New Roman" w:hAnsi="Times New Roman" w:eastAsia="Times New Roman" w:cs="Times New Roman"/>
           <w:b/>
           <w:sz w:val="28"/>
         </w:rPr>
@@ -16,209 +19,344 @@
     </w:p>
     <w:p>
       <w:pPr>
+        <w:spacing w:line="360" w:lineRule="auto" w:before="0" w:after="0"/>
+        <w:ind w:firstLine="0"/>
         <w:jc w:val="center"/>
       </w:pPr>
       <w:r>
         <w:rPr>
+          <w:rFonts w:ascii="Times New Roman" w:hAnsi="Times New Roman" w:eastAsia="Times New Roman" w:cs="Times New Roman"/>
           <w:b/>
-          <w:sz w:val="26"/>
+          <w:sz w:val="28"/>
         </w:rPr>
         <w:t>Отчёт по практической работе №4</w:t>
       </w:r>
     </w:p>
     <w:p>
       <w:pPr>
+        <w:spacing w:line="360" w:lineRule="auto" w:before="0" w:after="0"/>
+        <w:ind w:firstLine="0"/>
         <w:jc w:val="center"/>
       </w:pPr>
       <w:r>
         <w:rPr>
+          <w:rFonts w:ascii="Times New Roman" w:hAnsi="Times New Roman" w:eastAsia="Times New Roman" w:cs="Times New Roman"/>
           <w:b w:val="0"/>
-          <w:sz w:val="24"/>
+          <w:sz w:val="28"/>
         </w:rPr>
         <w:t>Тема: Проектирование архитектуры информационной системы</w:t>
       </w:r>
     </w:p>
     <w:p/>
     <w:p>
+      <w:pPr>
+        <w:spacing w:line="360" w:lineRule="auto" w:before="0" w:after="0"/>
+        <w:ind w:firstLine="0"/>
+        <w:jc w:val="left"/>
+      </w:pPr>
       <w:r>
         <w:rPr>
+          <w:rFonts w:ascii="Times New Roman" w:hAnsi="Times New Roman" w:eastAsia="Times New Roman" w:cs="Times New Roman"/>
           <w:b w:val="0"/>
-          <w:sz w:val="24"/>
+          <w:sz w:val="28"/>
         </w:rPr>
         <w:t>ФИО студента: ______________________________________</w:t>
       </w:r>
     </w:p>
     <w:p>
+      <w:pPr>
+        <w:spacing w:line="360" w:lineRule="auto" w:before="0" w:after="0"/>
+        <w:ind w:firstLine="0"/>
+        <w:jc w:val="left"/>
+      </w:pPr>
       <w:r>
         <w:rPr>
+          <w:rFonts w:ascii="Times New Roman" w:hAnsi="Times New Roman" w:eastAsia="Times New Roman" w:cs="Times New Roman"/>
           <w:b w:val="0"/>
-          <w:sz w:val="24"/>
+          <w:sz w:val="28"/>
         </w:rPr>
         <w:t>Группа: ______________________  Дата: _______________</w:t>
       </w:r>
     </w:p>
     <w:p/>
     <w:p>
+      <w:pPr>
+        <w:pStyle w:val="Heading1"/>
+        <w:keepNext/>
+        <w:keepLines/>
+        <w:spacing w:line="240" w:lineRule="auto" w:before="240" w:after="0"/>
+        <w:ind w:firstLine="0" w:left="0"/>
+        <w:jc w:val="both"/>
+      </w:pPr>
       <w:r>
         <w:rPr>
-          <w:b/>
-          <w:sz w:val="24"/>
+          <w:rFonts w:ascii="Times New Roman" w:hAnsi="Times New Roman" w:eastAsia="Times New Roman" w:cs="Times New Roman"/>
+          <w:b w:val="0"/>
+          <w:sz w:val="28"/>
         </w:rPr>
         <w:t>Цель работы</w:t>
       </w:r>
     </w:p>
     <w:p>
+      <w:pPr>
+        <w:spacing w:line="360" w:lineRule="auto" w:before="0" w:after="0"/>
+        <w:ind w:firstLine="709"/>
+        <w:jc w:val="both"/>
+      </w:pPr>
       <w:r>
         <w:rPr>
+          <w:rFonts w:ascii="Times New Roman" w:hAnsi="Times New Roman" w:eastAsia="Times New Roman" w:cs="Times New Roman"/>
           <w:b w:val="0"/>
-          <w:sz w:val="24"/>
+          <w:sz w:val="28"/>
         </w:rPr>
         <w:t>________________________________________________________________________</w:t>
       </w:r>
     </w:p>
     <w:p>
+      <w:pPr>
+        <w:spacing w:line="360" w:lineRule="auto" w:before="0" w:after="0"/>
+        <w:ind w:firstLine="709"/>
+        <w:jc w:val="both"/>
+      </w:pPr>
       <w:r>
         <w:rPr>
+          <w:rFonts w:ascii="Times New Roman" w:hAnsi="Times New Roman" w:eastAsia="Times New Roman" w:cs="Times New Roman"/>
           <w:b w:val="0"/>
-          <w:sz w:val="24"/>
+          <w:sz w:val="28"/>
         </w:rPr>
         <w:t>________________________________________________________________________</w:t>
       </w:r>
     </w:p>
     <w:p/>
     <w:p>
+      <w:pPr>
+        <w:pStyle w:val="Heading1"/>
+        <w:keepNext/>
+        <w:keepLines/>
+        <w:spacing w:line="240" w:lineRule="auto" w:before="240" w:after="0"/>
+        <w:ind w:firstLine="0" w:left="0"/>
+        <w:jc w:val="both"/>
+      </w:pPr>
       <w:r>
         <w:rPr>
-          <w:b/>
-          <w:sz w:val="24"/>
+          <w:rFonts w:ascii="Times New Roman" w:hAnsi="Times New Roman" w:eastAsia="Times New Roman" w:cs="Times New Roman"/>
+          <w:b w:val="0"/>
+          <w:sz w:val="28"/>
         </w:rPr>
         <w:t>Ход работы</w:t>
       </w:r>
     </w:p>
     <w:p>
+      <w:pPr>
+        <w:pStyle w:val="Heading1"/>
+        <w:keepNext/>
+        <w:keepLines/>
+        <w:spacing w:line="240" w:lineRule="auto" w:before="240" w:after="0"/>
+        <w:ind w:firstLine="0" w:left="0"/>
+        <w:jc w:val="both"/>
+      </w:pPr>
       <w:r>
         <w:rPr>
-          <w:b/>
-          <w:sz w:val="24"/>
+          <w:rFonts w:ascii="Times New Roman" w:hAnsi="Times New Roman" w:eastAsia="Times New Roman" w:cs="Times New Roman"/>
+          <w:b w:val="0"/>
+          <w:sz w:val="28"/>
         </w:rPr>
         <w:t>Краткие теоретические сведения</w:t>
       </w:r>
     </w:p>
     <w:p>
+      <w:pPr>
+        <w:spacing w:line="360" w:lineRule="auto" w:before="0" w:after="0"/>
+        <w:ind w:firstLine="709"/>
+        <w:jc w:val="both"/>
+      </w:pPr>
       <w:r>
         <w:rPr>
+          <w:rFonts w:ascii="Times New Roman" w:hAnsi="Times New Roman" w:eastAsia="Times New Roman" w:cs="Times New Roman"/>
           <w:b w:val="0"/>
-          <w:sz w:val="24"/>
+          <w:sz w:val="28"/>
         </w:rPr>
         <w:t>Опишите три слоя и три базовых варианта размещения:</w:t>
       </w:r>
     </w:p>
     <w:p>
+      <w:pPr>
+        <w:spacing w:line="360" w:lineRule="auto" w:before="0" w:after="0"/>
+        <w:ind w:firstLine="709"/>
+        <w:jc w:val="both"/>
+      </w:pPr>
       <w:r>
         <w:rPr>
+          <w:rFonts w:ascii="Times New Roman" w:hAnsi="Times New Roman" w:eastAsia="Times New Roman" w:cs="Times New Roman"/>
           <w:b w:val="0"/>
-          <w:sz w:val="24"/>
+          <w:sz w:val="28"/>
         </w:rPr>
         <w:t>1. Представление: _______________________________________________________</w:t>
       </w:r>
     </w:p>
     <w:p>
+      <w:pPr>
+        <w:spacing w:line="360" w:lineRule="auto" w:before="0" w:after="0"/>
+        <w:ind w:firstLine="709"/>
+        <w:jc w:val="both"/>
+      </w:pPr>
       <w:r>
         <w:rPr>
+          <w:rFonts w:ascii="Times New Roman" w:hAnsi="Times New Roman" w:eastAsia="Times New Roman" w:cs="Times New Roman"/>
           <w:b w:val="0"/>
-          <w:sz w:val="24"/>
+          <w:sz w:val="28"/>
         </w:rPr>
         <w:t>2. Логика: ______________________________________________________________</w:t>
       </w:r>
     </w:p>
     <w:p>
+      <w:pPr>
+        <w:spacing w:line="360" w:lineRule="auto" w:before="0" w:after="0"/>
+        <w:ind w:firstLine="709"/>
+        <w:jc w:val="both"/>
+      </w:pPr>
       <w:r>
         <w:rPr>
+          <w:rFonts w:ascii="Times New Roman" w:hAnsi="Times New Roman" w:eastAsia="Times New Roman" w:cs="Times New Roman"/>
           <w:b w:val="0"/>
-          <w:sz w:val="24"/>
+          <w:sz w:val="28"/>
         </w:rPr>
         <w:t>3. Данные: ______________________________________________________________</w:t>
       </w:r>
     </w:p>
     <w:p>
+      <w:pPr>
+        <w:spacing w:line="360" w:lineRule="auto" w:before="0" w:after="0"/>
+        <w:ind w:firstLine="709"/>
+        <w:jc w:val="both"/>
+      </w:pPr>
       <w:r>
         <w:rPr>
+          <w:rFonts w:ascii="Times New Roman" w:hAnsi="Times New Roman" w:eastAsia="Times New Roman" w:cs="Times New Roman"/>
           <w:b w:val="0"/>
-          <w:sz w:val="24"/>
+          <w:sz w:val="28"/>
         </w:rPr>
         <w:t>4. Файл-сервер: _________________________________________________________</w:t>
       </w:r>
     </w:p>
     <w:p>
+      <w:pPr>
+        <w:spacing w:line="360" w:lineRule="auto" w:before="0" w:after="0"/>
+        <w:ind w:firstLine="709"/>
+        <w:jc w:val="both"/>
+      </w:pPr>
       <w:r>
         <w:rPr>
+          <w:rFonts w:ascii="Times New Roman" w:hAnsi="Times New Roman" w:eastAsia="Times New Roman" w:cs="Times New Roman"/>
           <w:b w:val="0"/>
-          <w:sz w:val="24"/>
+          <w:sz w:val="28"/>
         </w:rPr>
         <w:t>5. Клиент-сервер: _______________________________________________________</w:t>
       </w:r>
     </w:p>
     <w:p>
+      <w:pPr>
+        <w:spacing w:line="360" w:lineRule="auto" w:before="0" w:after="0"/>
+        <w:ind w:firstLine="709"/>
+        <w:jc w:val="both"/>
+      </w:pPr>
       <w:r>
         <w:rPr>
+          <w:rFonts w:ascii="Times New Roman" w:hAnsi="Times New Roman" w:eastAsia="Times New Roman" w:cs="Times New Roman"/>
           <w:b w:val="0"/>
-          <w:sz w:val="24"/>
+          <w:sz w:val="28"/>
         </w:rPr>
         <w:t>6. Трёхзвенная: _________________________________________________________</w:t>
       </w:r>
     </w:p>
     <w:p/>
     <w:p>
+      <w:pPr>
+        <w:spacing w:line="360" w:lineRule="auto" w:before="0" w:after="0"/>
+        <w:ind w:firstLine="709"/>
+        <w:jc w:val="both"/>
+      </w:pPr>
       <w:r>
         <w:rPr>
+          <w:rFonts w:ascii="Times New Roman" w:hAnsi="Times New Roman" w:eastAsia="Times New Roman" w:cs="Times New Roman"/>
           <w:b/>
-          <w:sz w:val="24"/>
+          <w:sz w:val="28"/>
         </w:rPr>
         <w:t>Выбранная система и профиль нагрузки</w:t>
       </w:r>
     </w:p>
     <w:p>
+      <w:pPr>
+        <w:spacing w:line="360" w:lineRule="auto" w:before="0" w:after="0"/>
+        <w:ind w:firstLine="709"/>
+        <w:jc w:val="both"/>
+      </w:pPr>
       <w:r>
         <w:rPr>
+          <w:rFonts w:ascii="Times New Roman" w:hAnsi="Times New Roman" w:eastAsia="Times New Roman" w:cs="Times New Roman"/>
           <w:b w:val="0"/>
-          <w:sz w:val="24"/>
+          <w:sz w:val="28"/>
         </w:rPr>
         <w:t>Название: _______________________________________________________________</w:t>
       </w:r>
     </w:p>
     <w:p>
+      <w:pPr>
+        <w:spacing w:line="360" w:lineRule="auto" w:before="0" w:after="0"/>
+        <w:ind w:firstLine="709"/>
+        <w:jc w:val="both"/>
+      </w:pPr>
       <w:r>
         <w:rPr>
+          <w:rFonts w:ascii="Times New Roman" w:hAnsi="Times New Roman" w:eastAsia="Times New Roman" w:cs="Times New Roman"/>
           <w:b w:val="0"/>
-          <w:sz w:val="24"/>
+          <w:sz w:val="28"/>
         </w:rPr>
         <w:t>Пользователи: ___________________________________________________________</w:t>
       </w:r>
     </w:p>
     <w:p>
+      <w:pPr>
+        <w:spacing w:line="360" w:lineRule="auto" w:before="0" w:after="0"/>
+        <w:ind w:firstLine="709"/>
+        <w:jc w:val="both"/>
+      </w:pPr>
       <w:r>
         <w:rPr>
+          <w:rFonts w:ascii="Times New Roman" w:hAnsi="Times New Roman" w:eastAsia="Times New Roman" w:cs="Times New Roman"/>
           <w:b w:val="0"/>
-          <w:sz w:val="24"/>
+          <w:sz w:val="28"/>
         </w:rPr>
         <w:t>Одновременные сессии: __________________________________________________</w:t>
       </w:r>
     </w:p>
     <w:p>
+      <w:pPr>
+        <w:spacing w:line="360" w:lineRule="auto" w:before="0" w:after="0"/>
+        <w:ind w:firstLine="709"/>
+        <w:jc w:val="both"/>
+      </w:pPr>
       <w:r>
         <w:rPr>
+          <w:rFonts w:ascii="Times New Roman" w:hAnsi="Times New Roman" w:eastAsia="Times New Roman" w:cs="Times New Roman"/>
           <w:b w:val="0"/>
-          <w:sz w:val="24"/>
+          <w:sz w:val="28"/>
         </w:rPr>
         <w:t>Данные и доступ: ________________________________________________________</w:t>
       </w:r>
     </w:p>
     <w:p/>
     <w:p>
+      <w:pPr>
+        <w:spacing w:line="360" w:lineRule="auto" w:before="0" w:after="0"/>
+        <w:ind w:firstLine="709"/>
+        <w:jc w:val="both"/>
+      </w:pPr>
       <w:r>
         <w:rPr>
+          <w:rFonts w:ascii="Times New Roman" w:hAnsi="Times New Roman" w:eastAsia="Times New Roman" w:cs="Times New Roman"/>
           <w:b/>
-          <w:sz w:val="24"/>
+          <w:sz w:val="28"/>
         </w:rPr>
         <w:t>Требования</w:t>
       </w:r>
@@ -227,6 +365,7 @@
       <w:tblPr>
         <w:tblStyle w:val="TableGrid"/>
         <w:tblW w:type="auto" w:w="0"/>
+        <w:tblLayout w:type="autofit"/>
         <w:tblLook w:firstColumn="1" w:firstRow="1" w:lastColumn="0" w:lastRow="0" w:noHBand="0" w:noVBand="1" w:val="04A0"/>
       </w:tblPr>
       <w:tblGrid>
@@ -241,9 +380,16 @@
             <w:tcW w:type="dxa" w:w="2160"/>
           </w:tcPr>
           <w:p>
+            <w:pPr>
+              <w:spacing w:line="360" w:lineRule="auto" w:before="0" w:after="0"/>
+              <w:ind w:firstLine="0"/>
+              <w:jc w:val="center"/>
+            </w:pPr>
             <w:r>
               <w:rPr>
-                <w:sz w:val="18"/>
+                <w:rFonts w:ascii="Times New Roman" w:hAnsi="Times New Roman" w:eastAsia="Times New Roman" w:cs="Times New Roman"/>
+                <w:b/>
+                <w:sz w:val="22"/>
               </w:rPr>
               <w:t>Тип</w:t>
             </w:r>
@@ -254,9 +400,16 @@
             <w:tcW w:type="dxa" w:w="2160"/>
           </w:tcPr>
           <w:p>
+            <w:pPr>
+              <w:spacing w:line="360" w:lineRule="auto" w:before="0" w:after="0"/>
+              <w:ind w:firstLine="0"/>
+              <w:jc w:val="center"/>
+            </w:pPr>
             <w:r>
               <w:rPr>
-                <w:sz w:val="18"/>
+                <w:rFonts w:ascii="Times New Roman" w:hAnsi="Times New Roman" w:eastAsia="Times New Roman" w:cs="Times New Roman"/>
+                <w:b/>
+                <w:sz w:val="22"/>
               </w:rPr>
               <w:t>Номер</w:t>
             </w:r>
@@ -267,9 +420,16 @@
             <w:tcW w:type="dxa" w:w="2160"/>
           </w:tcPr>
           <w:p>
+            <w:pPr>
+              <w:spacing w:line="360" w:lineRule="auto" w:before="0" w:after="0"/>
+              <w:ind w:firstLine="0"/>
+              <w:jc w:val="center"/>
+            </w:pPr>
             <w:r>
               <w:rPr>
-                <w:sz w:val="18"/>
+                <w:rFonts w:ascii="Times New Roman" w:hAnsi="Times New Roman" w:eastAsia="Times New Roman" w:cs="Times New Roman"/>
+                <w:b/>
+                <w:sz w:val="22"/>
               </w:rPr>
               <w:t>Требование</w:t>
             </w:r>
@@ -280,9 +440,16 @@
             <w:tcW w:type="dxa" w:w="2160"/>
           </w:tcPr>
           <w:p>
+            <w:pPr>
+              <w:spacing w:line="360" w:lineRule="auto" w:before="0" w:after="0"/>
+              <w:ind w:firstLine="0"/>
+              <w:jc w:val="center"/>
+            </w:pPr>
             <w:r>
               <w:rPr>
-                <w:sz w:val="18"/>
+                <w:rFonts w:ascii="Times New Roman" w:hAnsi="Times New Roman" w:eastAsia="Times New Roman" w:cs="Times New Roman"/>
+                <w:b/>
+                <w:sz w:val="22"/>
               </w:rPr>
               <w:t>Значение или проверка</w:t>
             </w:r>
@@ -295,9 +462,16 @@
             <w:tcW w:type="dxa" w:w="2160"/>
           </w:tcPr>
           <w:p>
+            <w:pPr>
+              <w:spacing w:line="360" w:lineRule="auto" w:before="0" w:after="0"/>
+              <w:ind w:firstLine="0"/>
+              <w:jc w:val="both"/>
+            </w:pPr>
             <w:r>
               <w:rPr>
-                <w:sz w:val="18"/>
+                <w:rFonts w:ascii="Times New Roman" w:hAnsi="Times New Roman" w:eastAsia="Times New Roman" w:cs="Times New Roman"/>
+                <w:b w:val="0"/>
+                <w:sz w:val="22"/>
               </w:rPr>
               <w:t>Функциональное</w:t>
             </w:r>
@@ -308,9 +482,16 @@
             <w:tcW w:type="dxa" w:w="2160"/>
           </w:tcPr>
           <w:p>
+            <w:pPr>
+              <w:spacing w:line="360" w:lineRule="auto" w:before="0" w:after="0"/>
+              <w:ind w:firstLine="0"/>
+              <w:jc w:val="both"/>
+            </w:pPr>
             <w:r>
               <w:rPr>
-                <w:sz w:val="18"/>
+                <w:rFonts w:ascii="Times New Roman" w:hAnsi="Times New Roman" w:eastAsia="Times New Roman" w:cs="Times New Roman"/>
+                <w:b w:val="0"/>
+                <w:sz w:val="22"/>
               </w:rPr>
               <w:t>ФТ-1</w:t>
             </w:r>
@@ -320,13 +501,25 @@
           <w:tcPr>
             <w:tcW w:type="dxa" w:w="2160"/>
           </w:tcPr>
-          <w:p/>
+          <w:p>
+            <w:pPr>
+              <w:spacing w:line="360" w:lineRule="auto" w:before="0" w:after="0"/>
+              <w:ind w:firstLine="0"/>
+              <w:jc w:val="both"/>
+            </w:pPr>
+          </w:p>
         </w:tc>
         <w:tc>
           <w:tcPr>
             <w:tcW w:type="dxa" w:w="2160"/>
           </w:tcPr>
-          <w:p/>
+          <w:p>
+            <w:pPr>
+              <w:spacing w:line="360" w:lineRule="auto" w:before="0" w:after="0"/>
+              <w:ind w:firstLine="0"/>
+              <w:jc w:val="both"/>
+            </w:pPr>
+          </w:p>
         </w:tc>
       </w:tr>
       <w:tr>
@@ -335,9 +528,16 @@
             <w:tcW w:type="dxa" w:w="2160"/>
           </w:tcPr>
           <w:p>
+            <w:pPr>
+              <w:spacing w:line="360" w:lineRule="auto" w:before="0" w:after="0"/>
+              <w:ind w:firstLine="0"/>
+              <w:jc w:val="both"/>
+            </w:pPr>
             <w:r>
               <w:rPr>
-                <w:sz w:val="18"/>
+                <w:rFonts w:ascii="Times New Roman" w:hAnsi="Times New Roman" w:eastAsia="Times New Roman" w:cs="Times New Roman"/>
+                <w:b w:val="0"/>
+                <w:sz w:val="22"/>
               </w:rPr>
               <w:t>Функциональное</w:t>
             </w:r>
@@ -348,9 +548,16 @@
             <w:tcW w:type="dxa" w:w="2160"/>
           </w:tcPr>
           <w:p>
+            <w:pPr>
+              <w:spacing w:line="360" w:lineRule="auto" w:before="0" w:after="0"/>
+              <w:ind w:firstLine="0"/>
+              <w:jc w:val="both"/>
+            </w:pPr>
             <w:r>
               <w:rPr>
-                <w:sz w:val="18"/>
+                <w:rFonts w:ascii="Times New Roman" w:hAnsi="Times New Roman" w:eastAsia="Times New Roman" w:cs="Times New Roman"/>
+                <w:b w:val="0"/>
+                <w:sz w:val="22"/>
               </w:rPr>
               <w:t>ФТ-2</w:t>
             </w:r>
@@ -360,13 +567,25 @@
           <w:tcPr>
             <w:tcW w:type="dxa" w:w="2160"/>
           </w:tcPr>
-          <w:p/>
+          <w:p>
+            <w:pPr>
+              <w:spacing w:line="360" w:lineRule="auto" w:before="0" w:after="0"/>
+              <w:ind w:firstLine="0"/>
+              <w:jc w:val="both"/>
+            </w:pPr>
+          </w:p>
         </w:tc>
         <w:tc>
           <w:tcPr>
             <w:tcW w:type="dxa" w:w="2160"/>
           </w:tcPr>
-          <w:p/>
+          <w:p>
+            <w:pPr>
+              <w:spacing w:line="360" w:lineRule="auto" w:before="0" w:after="0"/>
+              <w:ind w:firstLine="0"/>
+              <w:jc w:val="both"/>
+            </w:pPr>
+          </w:p>
         </w:tc>
       </w:tr>
       <w:tr>
@@ -375,9 +594,16 @@
             <w:tcW w:type="dxa" w:w="2160"/>
           </w:tcPr>
           <w:p>
+            <w:pPr>
+              <w:spacing w:line="360" w:lineRule="auto" w:before="0" w:after="0"/>
+              <w:ind w:firstLine="0"/>
+              <w:jc w:val="both"/>
+            </w:pPr>
             <w:r>
               <w:rPr>
-                <w:sz w:val="18"/>
+                <w:rFonts w:ascii="Times New Roman" w:hAnsi="Times New Roman" w:eastAsia="Times New Roman" w:cs="Times New Roman"/>
+                <w:b w:val="0"/>
+                <w:sz w:val="22"/>
               </w:rPr>
               <w:t>Функциональное</w:t>
             </w:r>
@@ -388,9 +614,16 @@
             <w:tcW w:type="dxa" w:w="2160"/>
           </w:tcPr>
           <w:p>
+            <w:pPr>
+              <w:spacing w:line="360" w:lineRule="auto" w:before="0" w:after="0"/>
+              <w:ind w:firstLine="0"/>
+              <w:jc w:val="both"/>
+            </w:pPr>
             <w:r>
               <w:rPr>
-                <w:sz w:val="18"/>
+                <w:rFonts w:ascii="Times New Roman" w:hAnsi="Times New Roman" w:eastAsia="Times New Roman" w:cs="Times New Roman"/>
+                <w:b w:val="0"/>
+                <w:sz w:val="22"/>
               </w:rPr>
               <w:t>ФТ-3</w:t>
             </w:r>
@@ -400,13 +633,25 @@
           <w:tcPr>
             <w:tcW w:type="dxa" w:w="2160"/>
           </w:tcPr>
-          <w:p/>
+          <w:p>
+            <w:pPr>
+              <w:spacing w:line="360" w:lineRule="auto" w:before="0" w:after="0"/>
+              <w:ind w:firstLine="0"/>
+              <w:jc w:val="both"/>
+            </w:pPr>
+          </w:p>
         </w:tc>
         <w:tc>
           <w:tcPr>
             <w:tcW w:type="dxa" w:w="2160"/>
           </w:tcPr>
-          <w:p/>
+          <w:p>
+            <w:pPr>
+              <w:spacing w:line="360" w:lineRule="auto" w:before="0" w:after="0"/>
+              <w:ind w:firstLine="0"/>
+              <w:jc w:val="both"/>
+            </w:pPr>
+          </w:p>
         </w:tc>
       </w:tr>
       <w:tr>
@@ -415,9 +660,16 @@
             <w:tcW w:type="dxa" w:w="2160"/>
           </w:tcPr>
           <w:p>
+            <w:pPr>
+              <w:spacing w:line="360" w:lineRule="auto" w:before="0" w:after="0"/>
+              <w:ind w:firstLine="0"/>
+              <w:jc w:val="both"/>
+            </w:pPr>
             <w:r>
               <w:rPr>
-                <w:sz w:val="18"/>
+                <w:rFonts w:ascii="Times New Roman" w:hAnsi="Times New Roman" w:eastAsia="Times New Roman" w:cs="Times New Roman"/>
+                <w:b w:val="0"/>
+                <w:sz w:val="22"/>
               </w:rPr>
               <w:t>Функциональное</w:t>
             </w:r>
@@ -428,9 +680,16 @@
             <w:tcW w:type="dxa" w:w="2160"/>
           </w:tcPr>
           <w:p>
+            <w:pPr>
+              <w:spacing w:line="360" w:lineRule="auto" w:before="0" w:after="0"/>
+              <w:ind w:firstLine="0"/>
+              <w:jc w:val="both"/>
+            </w:pPr>
             <w:r>
               <w:rPr>
-                <w:sz w:val="18"/>
+                <w:rFonts w:ascii="Times New Roman" w:hAnsi="Times New Roman" w:eastAsia="Times New Roman" w:cs="Times New Roman"/>
+                <w:b w:val="0"/>
+                <w:sz w:val="22"/>
               </w:rPr>
               <w:t>ФТ-4</w:t>
             </w:r>
@@ -440,13 +699,25 @@
           <w:tcPr>
             <w:tcW w:type="dxa" w:w="2160"/>
           </w:tcPr>
-          <w:p/>
+          <w:p>
+            <w:pPr>
+              <w:spacing w:line="360" w:lineRule="auto" w:before="0" w:after="0"/>
+              <w:ind w:firstLine="0"/>
+              <w:jc w:val="both"/>
+            </w:pPr>
+          </w:p>
         </w:tc>
         <w:tc>
           <w:tcPr>
             <w:tcW w:type="dxa" w:w="2160"/>
           </w:tcPr>
-          <w:p/>
+          <w:p>
+            <w:pPr>
+              <w:spacing w:line="360" w:lineRule="auto" w:before="0" w:after="0"/>
+              <w:ind w:firstLine="0"/>
+              <w:jc w:val="both"/>
+            </w:pPr>
+          </w:p>
         </w:tc>
       </w:tr>
       <w:tr>
@@ -455,9 +726,16 @@
             <w:tcW w:type="dxa" w:w="2160"/>
           </w:tcPr>
           <w:p>
+            <w:pPr>
+              <w:spacing w:line="360" w:lineRule="auto" w:before="0" w:after="0"/>
+              <w:ind w:firstLine="0"/>
+              <w:jc w:val="both"/>
+            </w:pPr>
             <w:r>
               <w:rPr>
-                <w:sz w:val="18"/>
+                <w:rFonts w:ascii="Times New Roman" w:hAnsi="Times New Roman" w:eastAsia="Times New Roman" w:cs="Times New Roman"/>
+                <w:b w:val="0"/>
+                <w:sz w:val="22"/>
               </w:rPr>
               <w:t>Нефункциональное</w:t>
             </w:r>
@@ -468,9 +746,16 @@
             <w:tcW w:type="dxa" w:w="2160"/>
           </w:tcPr>
           <w:p>
+            <w:pPr>
+              <w:spacing w:line="360" w:lineRule="auto" w:before="0" w:after="0"/>
+              <w:ind w:firstLine="0"/>
+              <w:jc w:val="both"/>
+            </w:pPr>
             <w:r>
               <w:rPr>
-                <w:sz w:val="18"/>
+                <w:rFonts w:ascii="Times New Roman" w:hAnsi="Times New Roman" w:eastAsia="Times New Roman" w:cs="Times New Roman"/>
+                <w:b w:val="0"/>
+                <w:sz w:val="22"/>
               </w:rPr>
               <w:t>НФТ-1</w:t>
             </w:r>
@@ -480,13 +765,25 @@
           <w:tcPr>
             <w:tcW w:type="dxa" w:w="2160"/>
           </w:tcPr>
-          <w:p/>
+          <w:p>
+            <w:pPr>
+              <w:spacing w:line="360" w:lineRule="auto" w:before="0" w:after="0"/>
+              <w:ind w:firstLine="0"/>
+              <w:jc w:val="both"/>
+            </w:pPr>
+          </w:p>
         </w:tc>
         <w:tc>
           <w:tcPr>
             <w:tcW w:type="dxa" w:w="2160"/>
           </w:tcPr>
-          <w:p/>
+          <w:p>
+            <w:pPr>
+              <w:spacing w:line="360" w:lineRule="auto" w:before="0" w:after="0"/>
+              <w:ind w:firstLine="0"/>
+              <w:jc w:val="both"/>
+            </w:pPr>
+          </w:p>
         </w:tc>
       </w:tr>
       <w:tr>
@@ -495,9 +792,16 @@
             <w:tcW w:type="dxa" w:w="2160"/>
           </w:tcPr>
           <w:p>
+            <w:pPr>
+              <w:spacing w:line="360" w:lineRule="auto" w:before="0" w:after="0"/>
+              <w:ind w:firstLine="0"/>
+              <w:jc w:val="both"/>
+            </w:pPr>
             <w:r>
               <w:rPr>
-                <w:sz w:val="18"/>
+                <w:rFonts w:ascii="Times New Roman" w:hAnsi="Times New Roman" w:eastAsia="Times New Roman" w:cs="Times New Roman"/>
+                <w:b w:val="0"/>
+                <w:sz w:val="22"/>
               </w:rPr>
               <w:t>Нефункциональное</w:t>
             </w:r>
@@ -508,9 +812,16 @@
             <w:tcW w:type="dxa" w:w="2160"/>
           </w:tcPr>
           <w:p>
+            <w:pPr>
+              <w:spacing w:line="360" w:lineRule="auto" w:before="0" w:after="0"/>
+              <w:ind w:firstLine="0"/>
+              <w:jc w:val="both"/>
+            </w:pPr>
             <w:r>
               <w:rPr>
-                <w:sz w:val="18"/>
+                <w:rFonts w:ascii="Times New Roman" w:hAnsi="Times New Roman" w:eastAsia="Times New Roman" w:cs="Times New Roman"/>
+                <w:b w:val="0"/>
+                <w:sz w:val="22"/>
               </w:rPr>
               <w:t>НФТ-2</w:t>
             </w:r>
@@ -520,13 +831,25 @@
           <w:tcPr>
             <w:tcW w:type="dxa" w:w="2160"/>
           </w:tcPr>
-          <w:p/>
+          <w:p>
+            <w:pPr>
+              <w:spacing w:line="360" w:lineRule="auto" w:before="0" w:after="0"/>
+              <w:ind w:firstLine="0"/>
+              <w:jc w:val="both"/>
+            </w:pPr>
+          </w:p>
         </w:tc>
         <w:tc>
           <w:tcPr>
             <w:tcW w:type="dxa" w:w="2160"/>
           </w:tcPr>
-          <w:p/>
+          <w:p>
+            <w:pPr>
+              <w:spacing w:line="360" w:lineRule="auto" w:before="0" w:after="0"/>
+              <w:ind w:firstLine="0"/>
+              <w:jc w:val="both"/>
+            </w:pPr>
+          </w:p>
         </w:tc>
       </w:tr>
       <w:tr>
@@ -535,9 +858,16 @@
             <w:tcW w:type="dxa" w:w="2160"/>
           </w:tcPr>
           <w:p>
+            <w:pPr>
+              <w:spacing w:line="360" w:lineRule="auto" w:before="0" w:after="0"/>
+              <w:ind w:firstLine="0"/>
+              <w:jc w:val="both"/>
+            </w:pPr>
             <w:r>
               <w:rPr>
-                <w:sz w:val="18"/>
+                <w:rFonts w:ascii="Times New Roman" w:hAnsi="Times New Roman" w:eastAsia="Times New Roman" w:cs="Times New Roman"/>
+                <w:b w:val="0"/>
+                <w:sz w:val="22"/>
               </w:rPr>
               <w:t>Нефункциональное</w:t>
             </w:r>
@@ -548,9 +878,16 @@
             <w:tcW w:type="dxa" w:w="2160"/>
           </w:tcPr>
           <w:p>
+            <w:pPr>
+              <w:spacing w:line="360" w:lineRule="auto" w:before="0" w:after="0"/>
+              <w:ind w:firstLine="0"/>
+              <w:jc w:val="both"/>
+            </w:pPr>
             <w:r>
               <w:rPr>
-                <w:sz w:val="18"/>
+                <w:rFonts w:ascii="Times New Roman" w:hAnsi="Times New Roman" w:eastAsia="Times New Roman" w:cs="Times New Roman"/>
+                <w:b w:val="0"/>
+                <w:sz w:val="22"/>
               </w:rPr>
               <w:t>НФТ-3</w:t>
             </w:r>
@@ -560,13 +897,25 @@
           <w:tcPr>
             <w:tcW w:type="dxa" w:w="2160"/>
           </w:tcPr>
-          <w:p/>
+          <w:p>
+            <w:pPr>
+              <w:spacing w:line="360" w:lineRule="auto" w:before="0" w:after="0"/>
+              <w:ind w:firstLine="0"/>
+              <w:jc w:val="both"/>
+            </w:pPr>
+          </w:p>
         </w:tc>
         <w:tc>
           <w:tcPr>
             <w:tcW w:type="dxa" w:w="2160"/>
           </w:tcPr>
-          <w:p/>
+          <w:p>
+            <w:pPr>
+              <w:spacing w:line="360" w:lineRule="auto" w:before="0" w:after="0"/>
+              <w:ind w:firstLine="0"/>
+              <w:jc w:val="both"/>
+            </w:pPr>
+          </w:p>
         </w:tc>
       </w:tr>
       <w:tr>
@@ -575,9 +924,16 @@
             <w:tcW w:type="dxa" w:w="2160"/>
           </w:tcPr>
           <w:p>
+            <w:pPr>
+              <w:spacing w:line="360" w:lineRule="auto" w:before="0" w:after="0"/>
+              <w:ind w:firstLine="0"/>
+              <w:jc w:val="both"/>
+            </w:pPr>
             <w:r>
               <w:rPr>
-                <w:sz w:val="18"/>
+                <w:rFonts w:ascii="Times New Roman" w:hAnsi="Times New Roman" w:eastAsia="Times New Roman" w:cs="Times New Roman"/>
+                <w:b w:val="0"/>
+                <w:sz w:val="22"/>
               </w:rPr>
               <w:t>Нефункциональное</w:t>
             </w:r>
@@ -588,9 +944,16 @@
             <w:tcW w:type="dxa" w:w="2160"/>
           </w:tcPr>
           <w:p>
+            <w:pPr>
+              <w:spacing w:line="360" w:lineRule="auto" w:before="0" w:after="0"/>
+              <w:ind w:firstLine="0"/>
+              <w:jc w:val="both"/>
+            </w:pPr>
             <w:r>
               <w:rPr>
-                <w:sz w:val="18"/>
+                <w:rFonts w:ascii="Times New Roman" w:hAnsi="Times New Roman" w:eastAsia="Times New Roman" w:cs="Times New Roman"/>
+                <w:b w:val="0"/>
+                <w:sz w:val="22"/>
               </w:rPr>
               <w:t>НФТ-4</w:t>
             </w:r>
@@ -600,13 +963,25 @@
           <w:tcPr>
             <w:tcW w:type="dxa" w:w="2160"/>
           </w:tcPr>
-          <w:p/>
+          <w:p>
+            <w:pPr>
+              <w:spacing w:line="360" w:lineRule="auto" w:before="0" w:after="0"/>
+              <w:ind w:firstLine="0"/>
+              <w:jc w:val="both"/>
+            </w:pPr>
+          </w:p>
         </w:tc>
         <w:tc>
           <w:tcPr>
             <w:tcW w:type="dxa" w:w="2160"/>
           </w:tcPr>
-          <w:p/>
+          <w:p>
+            <w:pPr>
+              <w:spacing w:line="360" w:lineRule="auto" w:before="0" w:after="0"/>
+              <w:ind w:firstLine="0"/>
+              <w:jc w:val="both"/>
+            </w:pPr>
+          </w:p>
         </w:tc>
       </w:tr>
       <w:tr>
@@ -615,9 +990,16 @@
             <w:tcW w:type="dxa" w:w="2160"/>
           </w:tcPr>
           <w:p>
+            <w:pPr>
+              <w:spacing w:line="360" w:lineRule="auto" w:before="0" w:after="0"/>
+              <w:ind w:firstLine="0"/>
+              <w:jc w:val="both"/>
+            </w:pPr>
             <w:r>
               <w:rPr>
-                <w:sz w:val="18"/>
+                <w:rFonts w:ascii="Times New Roman" w:hAnsi="Times New Roman" w:eastAsia="Times New Roman" w:cs="Times New Roman"/>
+                <w:b w:val="0"/>
+                <w:sz w:val="22"/>
               </w:rPr>
               <w:t>Нефункциональное</w:t>
             </w:r>
@@ -628,9 +1010,16 @@
             <w:tcW w:type="dxa" w:w="2160"/>
           </w:tcPr>
           <w:p>
+            <w:pPr>
+              <w:spacing w:line="360" w:lineRule="auto" w:before="0" w:after="0"/>
+              <w:ind w:firstLine="0"/>
+              <w:jc w:val="both"/>
+            </w:pPr>
             <w:r>
               <w:rPr>
-                <w:sz w:val="18"/>
+                <w:rFonts w:ascii="Times New Roman" w:hAnsi="Times New Roman" w:eastAsia="Times New Roman" w:cs="Times New Roman"/>
+                <w:b w:val="0"/>
+                <w:sz w:val="22"/>
               </w:rPr>
               <w:t>НФТ-5</w:t>
             </w:r>
@@ -640,22 +1029,40 @@
           <w:tcPr>
             <w:tcW w:type="dxa" w:w="2160"/>
           </w:tcPr>
-          <w:p/>
+          <w:p>
+            <w:pPr>
+              <w:spacing w:line="360" w:lineRule="auto" w:before="0" w:after="0"/>
+              <w:ind w:firstLine="0"/>
+              <w:jc w:val="both"/>
+            </w:pPr>
+          </w:p>
         </w:tc>
         <w:tc>
           <w:tcPr>
             <w:tcW w:type="dxa" w:w="2160"/>
           </w:tcPr>
-          <w:p/>
+          <w:p>
+            <w:pPr>
+              <w:spacing w:line="360" w:lineRule="auto" w:before="0" w:after="0"/>
+              <w:ind w:firstLine="0"/>
+              <w:jc w:val="both"/>
+            </w:pPr>
+          </w:p>
         </w:tc>
       </w:tr>
     </w:tbl>
     <w:p/>
     <w:p>
+      <w:pPr>
+        <w:spacing w:line="360" w:lineRule="auto" w:before="0" w:after="0"/>
+        <w:ind w:firstLine="709"/>
+        <w:jc w:val="both"/>
+      </w:pPr>
       <w:r>
         <w:rPr>
+          <w:rFonts w:ascii="Times New Roman" w:hAnsi="Times New Roman" w:eastAsia="Times New Roman" w:cs="Times New Roman"/>
           <w:b/>
-          <w:sz w:val="24"/>
+          <w:sz w:val="28"/>
         </w:rPr>
         <w:t>Варианты архитектуры</w:t>
       </w:r>
@@ -664,6 +1071,7 @@
       <w:tblPr>
         <w:tblStyle w:val="TableGrid"/>
         <w:tblW w:type="auto" w:w="0"/>
+        <w:tblLayout w:type="autofit"/>
         <w:tblLook w:firstColumn="1" w:firstRow="1" w:lastColumn="0" w:lastRow="0" w:noHBand="0" w:noVBand="1" w:val="04A0"/>
       </w:tblPr>
       <w:tblGrid>
@@ -679,9 +1087,16 @@
             <w:tcW w:type="dxa" w:w="1728"/>
           </w:tcPr>
           <w:p>
+            <w:pPr>
+              <w:spacing w:line="360" w:lineRule="auto" w:before="0" w:after="0"/>
+              <w:ind w:firstLine="0"/>
+              <w:jc w:val="center"/>
+            </w:pPr>
             <w:r>
               <w:rPr>
-                <w:sz w:val="18"/>
+                <w:rFonts w:ascii="Times New Roman" w:hAnsi="Times New Roman" w:eastAsia="Times New Roman" w:cs="Times New Roman"/>
+                <w:b/>
+                <w:sz w:val="22"/>
               </w:rPr>
               <w:t>Вариант</w:t>
             </w:r>
@@ -692,9 +1107,16 @@
             <w:tcW w:type="dxa" w:w="1728"/>
           </w:tcPr>
           <w:p>
+            <w:pPr>
+              <w:spacing w:line="360" w:lineRule="auto" w:before="0" w:after="0"/>
+              <w:ind w:firstLine="0"/>
+              <w:jc w:val="center"/>
+            </w:pPr>
             <w:r>
               <w:rPr>
-                <w:sz w:val="18"/>
+                <w:rFonts w:ascii="Times New Roman" w:hAnsi="Times New Roman" w:eastAsia="Times New Roman" w:cs="Times New Roman"/>
+                <w:b/>
+                <w:sz w:val="22"/>
               </w:rPr>
               <w:t>Представление</w:t>
             </w:r>
@@ -705,9 +1127,16 @@
             <w:tcW w:type="dxa" w:w="1728"/>
           </w:tcPr>
           <w:p>
+            <w:pPr>
+              <w:spacing w:line="360" w:lineRule="auto" w:before="0" w:after="0"/>
+              <w:ind w:firstLine="0"/>
+              <w:jc w:val="center"/>
+            </w:pPr>
             <w:r>
               <w:rPr>
-                <w:sz w:val="18"/>
+                <w:rFonts w:ascii="Times New Roman" w:hAnsi="Times New Roman" w:eastAsia="Times New Roman" w:cs="Times New Roman"/>
+                <w:b/>
+                <w:sz w:val="22"/>
               </w:rPr>
               <w:t>Логика</w:t>
             </w:r>
@@ -718,9 +1147,16 @@
             <w:tcW w:type="dxa" w:w="1728"/>
           </w:tcPr>
           <w:p>
+            <w:pPr>
+              <w:spacing w:line="360" w:lineRule="auto" w:before="0" w:after="0"/>
+              <w:ind w:firstLine="0"/>
+              <w:jc w:val="center"/>
+            </w:pPr>
             <w:r>
               <w:rPr>
-                <w:sz w:val="18"/>
+                <w:rFonts w:ascii="Times New Roman" w:hAnsi="Times New Roman" w:eastAsia="Times New Roman" w:cs="Times New Roman"/>
+                <w:b/>
+                <w:sz w:val="22"/>
               </w:rPr>
               <w:t>Данные</w:t>
             </w:r>
@@ -731,9 +1167,16 @@
             <w:tcW w:type="dxa" w:w="1728"/>
           </w:tcPr>
           <w:p>
+            <w:pPr>
+              <w:spacing w:line="360" w:lineRule="auto" w:before="0" w:after="0"/>
+              <w:ind w:firstLine="0"/>
+              <w:jc w:val="center"/>
+            </w:pPr>
             <w:r>
               <w:rPr>
-                <w:sz w:val="18"/>
+                <w:rFonts w:ascii="Times New Roman" w:hAnsi="Times New Roman" w:eastAsia="Times New Roman" w:cs="Times New Roman"/>
+                <w:b/>
+                <w:sz w:val="22"/>
               </w:rPr>
               <w:t>Что идёт по сети</w:t>
             </w:r>
@@ -746,9 +1189,16 @@
             <w:tcW w:type="dxa" w:w="1728"/>
           </w:tcPr>
           <w:p>
+            <w:pPr>
+              <w:spacing w:line="360" w:lineRule="auto" w:before="0" w:after="0"/>
+              <w:ind w:firstLine="0"/>
+              <w:jc w:val="both"/>
+            </w:pPr>
             <w:r>
               <w:rPr>
-                <w:sz w:val="18"/>
+                <w:rFonts w:ascii="Times New Roman" w:hAnsi="Times New Roman" w:eastAsia="Times New Roman" w:cs="Times New Roman"/>
+                <w:b w:val="0"/>
+                <w:sz w:val="22"/>
               </w:rPr>
               <w:t>Файл-сервер</w:t>
             </w:r>
@@ -758,25 +1208,49 @@
           <w:tcPr>
             <w:tcW w:type="dxa" w:w="1728"/>
           </w:tcPr>
-          <w:p/>
+          <w:p>
+            <w:pPr>
+              <w:spacing w:line="360" w:lineRule="auto" w:before="0" w:after="0"/>
+              <w:ind w:firstLine="0"/>
+              <w:jc w:val="both"/>
+            </w:pPr>
+          </w:p>
         </w:tc>
         <w:tc>
           <w:tcPr>
             <w:tcW w:type="dxa" w:w="1728"/>
           </w:tcPr>
-          <w:p/>
+          <w:p>
+            <w:pPr>
+              <w:spacing w:line="360" w:lineRule="auto" w:before="0" w:after="0"/>
+              <w:ind w:firstLine="0"/>
+              <w:jc w:val="both"/>
+            </w:pPr>
+          </w:p>
         </w:tc>
         <w:tc>
           <w:tcPr>
             <w:tcW w:type="dxa" w:w="1728"/>
           </w:tcPr>
-          <w:p/>
+          <w:p>
+            <w:pPr>
+              <w:spacing w:line="360" w:lineRule="auto" w:before="0" w:after="0"/>
+              <w:ind w:firstLine="0"/>
+              <w:jc w:val="both"/>
+            </w:pPr>
+          </w:p>
         </w:tc>
         <w:tc>
           <w:tcPr>
             <w:tcW w:type="dxa" w:w="1728"/>
           </w:tcPr>
-          <w:p/>
+          <w:p>
+            <w:pPr>
+              <w:spacing w:line="360" w:lineRule="auto" w:before="0" w:after="0"/>
+              <w:ind w:firstLine="0"/>
+              <w:jc w:val="both"/>
+            </w:pPr>
+          </w:p>
         </w:tc>
       </w:tr>
       <w:tr>
@@ -785,9 +1259,16 @@
             <w:tcW w:type="dxa" w:w="1728"/>
           </w:tcPr>
           <w:p>
+            <w:pPr>
+              <w:spacing w:line="360" w:lineRule="auto" w:before="0" w:after="0"/>
+              <w:ind w:firstLine="0"/>
+              <w:jc w:val="both"/>
+            </w:pPr>
             <w:r>
               <w:rPr>
-                <w:sz w:val="18"/>
+                <w:rFonts w:ascii="Times New Roman" w:hAnsi="Times New Roman" w:eastAsia="Times New Roman" w:cs="Times New Roman"/>
+                <w:b w:val="0"/>
+                <w:sz w:val="22"/>
               </w:rPr>
               <w:t>Клиент-сервер</w:t>
             </w:r>
@@ -797,25 +1278,49 @@
           <w:tcPr>
             <w:tcW w:type="dxa" w:w="1728"/>
           </w:tcPr>
-          <w:p/>
+          <w:p>
+            <w:pPr>
+              <w:spacing w:line="360" w:lineRule="auto" w:before="0" w:after="0"/>
+              <w:ind w:firstLine="0"/>
+              <w:jc w:val="both"/>
+            </w:pPr>
+          </w:p>
         </w:tc>
         <w:tc>
           <w:tcPr>
             <w:tcW w:type="dxa" w:w="1728"/>
           </w:tcPr>
-          <w:p/>
+          <w:p>
+            <w:pPr>
+              <w:spacing w:line="360" w:lineRule="auto" w:before="0" w:after="0"/>
+              <w:ind w:firstLine="0"/>
+              <w:jc w:val="both"/>
+            </w:pPr>
+          </w:p>
         </w:tc>
         <w:tc>
           <w:tcPr>
             <w:tcW w:type="dxa" w:w="1728"/>
           </w:tcPr>
-          <w:p/>
+          <w:p>
+            <w:pPr>
+              <w:spacing w:line="360" w:lineRule="auto" w:before="0" w:after="0"/>
+              <w:ind w:firstLine="0"/>
+              <w:jc w:val="both"/>
+            </w:pPr>
+          </w:p>
         </w:tc>
         <w:tc>
           <w:tcPr>
             <w:tcW w:type="dxa" w:w="1728"/>
           </w:tcPr>
-          <w:p/>
+          <w:p>
+            <w:pPr>
+              <w:spacing w:line="360" w:lineRule="auto" w:before="0" w:after="0"/>
+              <w:ind w:firstLine="0"/>
+              <w:jc w:val="both"/>
+            </w:pPr>
+          </w:p>
         </w:tc>
       </w:tr>
       <w:tr>
@@ -824,9 +1329,16 @@
             <w:tcW w:type="dxa" w:w="1728"/>
           </w:tcPr>
           <w:p>
+            <w:pPr>
+              <w:spacing w:line="360" w:lineRule="auto" w:before="0" w:after="0"/>
+              <w:ind w:firstLine="0"/>
+              <w:jc w:val="both"/>
+            </w:pPr>
             <w:r>
               <w:rPr>
-                <w:sz w:val="18"/>
+                <w:rFonts w:ascii="Times New Roman" w:hAnsi="Times New Roman" w:eastAsia="Times New Roman" w:cs="Times New Roman"/>
+                <w:b w:val="0"/>
+                <w:sz w:val="22"/>
               </w:rPr>
               <w:t>Трёхзвенная</w:t>
             </w:r>
@@ -836,43 +1348,79 @@
           <w:tcPr>
             <w:tcW w:type="dxa" w:w="1728"/>
           </w:tcPr>
-          <w:p/>
+          <w:p>
+            <w:pPr>
+              <w:spacing w:line="360" w:lineRule="auto" w:before="0" w:after="0"/>
+              <w:ind w:firstLine="0"/>
+              <w:jc w:val="both"/>
+            </w:pPr>
+          </w:p>
         </w:tc>
         <w:tc>
           <w:tcPr>
             <w:tcW w:type="dxa" w:w="1728"/>
           </w:tcPr>
-          <w:p/>
+          <w:p>
+            <w:pPr>
+              <w:spacing w:line="360" w:lineRule="auto" w:before="0" w:after="0"/>
+              <w:ind w:firstLine="0"/>
+              <w:jc w:val="both"/>
+            </w:pPr>
+          </w:p>
         </w:tc>
         <w:tc>
           <w:tcPr>
             <w:tcW w:type="dxa" w:w="1728"/>
           </w:tcPr>
-          <w:p/>
+          <w:p>
+            <w:pPr>
+              <w:spacing w:line="360" w:lineRule="auto" w:before="0" w:after="0"/>
+              <w:ind w:firstLine="0"/>
+              <w:jc w:val="both"/>
+            </w:pPr>
+          </w:p>
         </w:tc>
         <w:tc>
           <w:tcPr>
             <w:tcW w:type="dxa" w:w="1728"/>
           </w:tcPr>
-          <w:p/>
+          <w:p>
+            <w:pPr>
+              <w:spacing w:line="360" w:lineRule="auto" w:before="0" w:after="0"/>
+              <w:ind w:firstLine="0"/>
+              <w:jc w:val="both"/>
+            </w:pPr>
+          </w:p>
         </w:tc>
       </w:tr>
     </w:tbl>
     <w:p/>
     <w:p>
+      <w:pPr>
+        <w:spacing w:line="360" w:lineRule="auto" w:before="0" w:after="0"/>
+        <w:ind w:firstLine="709"/>
+        <w:jc w:val="both"/>
+      </w:pPr>
       <w:r>
         <w:rPr>
+          <w:rFonts w:ascii="Times New Roman" w:hAnsi="Times New Roman" w:eastAsia="Times New Roman" w:cs="Times New Roman"/>
           <w:b/>
-          <w:sz w:val="24"/>
+          <w:sz w:val="28"/>
         </w:rPr>
         <w:t>Матрица выбора</w:t>
       </w:r>
     </w:p>
     <w:p>
+      <w:pPr>
+        <w:spacing w:line="360" w:lineRule="auto" w:before="0" w:after="0"/>
+        <w:ind w:firstLine="709"/>
+        <w:jc w:val="both"/>
+      </w:pPr>
       <w:r>
         <w:rPr>
+          <w:rFonts w:ascii="Times New Roman" w:hAnsi="Times New Roman" w:eastAsia="Times New Roman" w:cs="Times New Roman"/>
           <w:b w:val="0"/>
-          <w:sz w:val="24"/>
+          <w:sz w:val="28"/>
         </w:rPr>
         <w:t>Оценки от 1 до 5. Для бюджета 5 значит дешевле. Сумма весов равна 1,00.</w:t>
       </w:r>
@@ -881,6 +1429,7 @@
       <w:tblPr>
         <w:tblStyle w:val="TableGrid"/>
         <w:tblW w:type="auto" w:w="0"/>
+        <w:tblLayout w:type="autofit"/>
         <w:tblLook w:firstColumn="1" w:firstRow="1" w:lastColumn="0" w:lastRow="0" w:noHBand="0" w:noVBand="1" w:val="04A0"/>
       </w:tblPr>
       <w:tblGrid>
@@ -896,9 +1445,16 @@
             <w:tcW w:type="dxa" w:w="1728"/>
           </w:tcPr>
           <w:p>
+            <w:pPr>
+              <w:spacing w:line="360" w:lineRule="auto" w:before="0" w:after="0"/>
+              <w:ind w:firstLine="0"/>
+              <w:jc w:val="center"/>
+            </w:pPr>
             <w:r>
               <w:rPr>
-                <w:sz w:val="18"/>
+                <w:rFonts w:ascii="Times New Roman" w:hAnsi="Times New Roman" w:eastAsia="Times New Roman" w:cs="Times New Roman"/>
+                <w:b/>
+                <w:sz w:val="22"/>
               </w:rPr>
               <w:t>Критерий</w:t>
             </w:r>
@@ -909,9 +1465,16 @@
             <w:tcW w:type="dxa" w:w="1728"/>
           </w:tcPr>
           <w:p>
+            <w:pPr>
+              <w:spacing w:line="360" w:lineRule="auto" w:before="0" w:after="0"/>
+              <w:ind w:firstLine="0"/>
+              <w:jc w:val="center"/>
+            </w:pPr>
             <w:r>
               <w:rPr>
-                <w:sz w:val="18"/>
+                <w:rFonts w:ascii="Times New Roman" w:hAnsi="Times New Roman" w:eastAsia="Times New Roman" w:cs="Times New Roman"/>
+                <w:b/>
+                <w:sz w:val="22"/>
               </w:rPr>
               <w:t>Вес</w:t>
             </w:r>
@@ -922,9 +1485,16 @@
             <w:tcW w:type="dxa" w:w="1728"/>
           </w:tcPr>
           <w:p>
+            <w:pPr>
+              <w:spacing w:line="360" w:lineRule="auto" w:before="0" w:after="0"/>
+              <w:ind w:firstLine="0"/>
+              <w:jc w:val="center"/>
+            </w:pPr>
             <w:r>
               <w:rPr>
-                <w:sz w:val="18"/>
+                <w:rFonts w:ascii="Times New Roman" w:hAnsi="Times New Roman" w:eastAsia="Times New Roman" w:cs="Times New Roman"/>
+                <w:b/>
+                <w:sz w:val="22"/>
               </w:rPr>
               <w:t>Файл-сервер</w:t>
             </w:r>
@@ -935,9 +1505,16 @@
             <w:tcW w:type="dxa" w:w="1728"/>
           </w:tcPr>
           <w:p>
+            <w:pPr>
+              <w:spacing w:line="360" w:lineRule="auto" w:before="0" w:after="0"/>
+              <w:ind w:firstLine="0"/>
+              <w:jc w:val="center"/>
+            </w:pPr>
             <w:r>
               <w:rPr>
-                <w:sz w:val="18"/>
+                <w:rFonts w:ascii="Times New Roman" w:hAnsi="Times New Roman" w:eastAsia="Times New Roman" w:cs="Times New Roman"/>
+                <w:b/>
+                <w:sz w:val="22"/>
               </w:rPr>
               <w:t>Клиент-сервер</w:t>
             </w:r>
@@ -948,9 +1525,16 @@
             <w:tcW w:type="dxa" w:w="1728"/>
           </w:tcPr>
           <w:p>
+            <w:pPr>
+              <w:spacing w:line="360" w:lineRule="auto" w:before="0" w:after="0"/>
+              <w:ind w:firstLine="0"/>
+              <w:jc w:val="center"/>
+            </w:pPr>
             <w:r>
               <w:rPr>
-                <w:sz w:val="18"/>
+                <w:rFonts w:ascii="Times New Roman" w:hAnsi="Times New Roman" w:eastAsia="Times New Roman" w:cs="Times New Roman"/>
+                <w:b/>
+                <w:sz w:val="22"/>
               </w:rPr>
               <w:t>Трёхзвенная</w:t>
             </w:r>
@@ -963,9 +1547,16 @@
             <w:tcW w:type="dxa" w:w="1728"/>
           </w:tcPr>
           <w:p>
+            <w:pPr>
+              <w:spacing w:line="360" w:lineRule="auto" w:before="0" w:after="0"/>
+              <w:ind w:firstLine="0"/>
+              <w:jc w:val="both"/>
+            </w:pPr>
             <w:r>
               <w:rPr>
-                <w:sz w:val="18"/>
+                <w:rFonts w:ascii="Times New Roman" w:hAnsi="Times New Roman" w:eastAsia="Times New Roman" w:cs="Times New Roman"/>
+                <w:b w:val="0"/>
+                <w:sz w:val="22"/>
               </w:rPr>
               <w:t>Пользователи и нагрузка</w:t>
             </w:r>
@@ -976,9 +1567,16 @@
             <w:tcW w:type="dxa" w:w="1728"/>
           </w:tcPr>
           <w:p>
+            <w:pPr>
+              <w:spacing w:line="360" w:lineRule="auto" w:before="0" w:after="0"/>
+              <w:ind w:firstLine="0"/>
+              <w:jc w:val="both"/>
+            </w:pPr>
             <w:r>
               <w:rPr>
-                <w:sz w:val="18"/>
+                <w:rFonts w:ascii="Times New Roman" w:hAnsi="Times New Roman" w:eastAsia="Times New Roman" w:cs="Times New Roman"/>
+                <w:b w:val="0"/>
+                <w:sz w:val="22"/>
               </w:rPr>
               <w:t>0,25</w:t>
             </w:r>
@@ -988,19 +1586,37 @@
           <w:tcPr>
             <w:tcW w:type="dxa" w:w="1728"/>
           </w:tcPr>
-          <w:p/>
+          <w:p>
+            <w:pPr>
+              <w:spacing w:line="360" w:lineRule="auto" w:before="0" w:after="0"/>
+              <w:ind w:firstLine="0"/>
+              <w:jc w:val="both"/>
+            </w:pPr>
+          </w:p>
         </w:tc>
         <w:tc>
           <w:tcPr>
             <w:tcW w:type="dxa" w:w="1728"/>
           </w:tcPr>
-          <w:p/>
+          <w:p>
+            <w:pPr>
+              <w:spacing w:line="360" w:lineRule="auto" w:before="0" w:after="0"/>
+              <w:ind w:firstLine="0"/>
+              <w:jc w:val="both"/>
+            </w:pPr>
+          </w:p>
         </w:tc>
         <w:tc>
           <w:tcPr>
             <w:tcW w:type="dxa" w:w="1728"/>
           </w:tcPr>
-          <w:p/>
+          <w:p>
+            <w:pPr>
+              <w:spacing w:line="360" w:lineRule="auto" w:before="0" w:after="0"/>
+              <w:ind w:firstLine="0"/>
+              <w:jc w:val="both"/>
+            </w:pPr>
+          </w:p>
         </w:tc>
       </w:tr>
       <w:tr>
@@ -1009,9 +1625,16 @@
             <w:tcW w:type="dxa" w:w="1728"/>
           </w:tcPr>
           <w:p>
+            <w:pPr>
+              <w:spacing w:line="360" w:lineRule="auto" w:before="0" w:after="0"/>
+              <w:ind w:firstLine="0"/>
+              <w:jc w:val="both"/>
+            </w:pPr>
             <w:r>
               <w:rPr>
-                <w:sz w:val="18"/>
+                <w:rFonts w:ascii="Times New Roman" w:hAnsi="Times New Roman" w:eastAsia="Times New Roman" w:cs="Times New Roman"/>
+                <w:b w:val="0"/>
+                <w:sz w:val="22"/>
               </w:rPr>
               <w:t>Время ответа</w:t>
             </w:r>
@@ -1022,9 +1645,16 @@
             <w:tcW w:type="dxa" w:w="1728"/>
           </w:tcPr>
           <w:p>
+            <w:pPr>
+              <w:spacing w:line="360" w:lineRule="auto" w:before="0" w:after="0"/>
+              <w:ind w:firstLine="0"/>
+              <w:jc w:val="both"/>
+            </w:pPr>
             <w:r>
               <w:rPr>
-                <w:sz w:val="18"/>
+                <w:rFonts w:ascii="Times New Roman" w:hAnsi="Times New Roman" w:eastAsia="Times New Roman" w:cs="Times New Roman"/>
+                <w:b w:val="0"/>
+                <w:sz w:val="22"/>
               </w:rPr>
               <w:t>0,15</w:t>
             </w:r>
@@ -1034,19 +1664,37 @@
           <w:tcPr>
             <w:tcW w:type="dxa" w:w="1728"/>
           </w:tcPr>
-          <w:p/>
+          <w:p>
+            <w:pPr>
+              <w:spacing w:line="360" w:lineRule="auto" w:before="0" w:after="0"/>
+              <w:ind w:firstLine="0"/>
+              <w:jc w:val="both"/>
+            </w:pPr>
+          </w:p>
         </w:tc>
         <w:tc>
           <w:tcPr>
             <w:tcW w:type="dxa" w:w="1728"/>
           </w:tcPr>
-          <w:p/>
+          <w:p>
+            <w:pPr>
+              <w:spacing w:line="360" w:lineRule="auto" w:before="0" w:after="0"/>
+              <w:ind w:firstLine="0"/>
+              <w:jc w:val="both"/>
+            </w:pPr>
+          </w:p>
         </w:tc>
         <w:tc>
           <w:tcPr>
             <w:tcW w:type="dxa" w:w="1728"/>
           </w:tcPr>
-          <w:p/>
+          <w:p>
+            <w:pPr>
+              <w:spacing w:line="360" w:lineRule="auto" w:before="0" w:after="0"/>
+              <w:ind w:firstLine="0"/>
+              <w:jc w:val="both"/>
+            </w:pPr>
+          </w:p>
         </w:tc>
       </w:tr>
       <w:tr>
@@ -1055,9 +1703,16 @@
             <w:tcW w:type="dxa" w:w="1728"/>
           </w:tcPr>
           <w:p>
+            <w:pPr>
+              <w:spacing w:line="360" w:lineRule="auto" w:before="0" w:after="0"/>
+              <w:ind w:firstLine="0"/>
+              <w:jc w:val="both"/>
+            </w:pPr>
             <w:r>
               <w:rPr>
-                <w:sz w:val="18"/>
+                <w:rFonts w:ascii="Times New Roman" w:hAnsi="Times New Roman" w:eastAsia="Times New Roman" w:cs="Times New Roman"/>
+                <w:b w:val="0"/>
+                <w:sz w:val="22"/>
               </w:rPr>
               <w:t>Безопасность и доступ из дома</w:t>
             </w:r>
@@ -1068,9 +1723,16 @@
             <w:tcW w:type="dxa" w:w="1728"/>
           </w:tcPr>
           <w:p>
+            <w:pPr>
+              <w:spacing w:line="360" w:lineRule="auto" w:before="0" w:after="0"/>
+              <w:ind w:firstLine="0"/>
+              <w:jc w:val="both"/>
+            </w:pPr>
             <w:r>
               <w:rPr>
-                <w:sz w:val="18"/>
+                <w:rFonts w:ascii="Times New Roman" w:hAnsi="Times New Roman" w:eastAsia="Times New Roman" w:cs="Times New Roman"/>
+                <w:b w:val="0"/>
+                <w:sz w:val="22"/>
               </w:rPr>
               <w:t>0,20</w:t>
             </w:r>
@@ -1080,19 +1742,37 @@
           <w:tcPr>
             <w:tcW w:type="dxa" w:w="1728"/>
           </w:tcPr>
-          <w:p/>
+          <w:p>
+            <w:pPr>
+              <w:spacing w:line="360" w:lineRule="auto" w:before="0" w:after="0"/>
+              <w:ind w:firstLine="0"/>
+              <w:jc w:val="both"/>
+            </w:pPr>
+          </w:p>
         </w:tc>
         <w:tc>
           <w:tcPr>
             <w:tcW w:type="dxa" w:w="1728"/>
           </w:tcPr>
-          <w:p/>
+          <w:p>
+            <w:pPr>
+              <w:spacing w:line="360" w:lineRule="auto" w:before="0" w:after="0"/>
+              <w:ind w:firstLine="0"/>
+              <w:jc w:val="both"/>
+            </w:pPr>
+          </w:p>
         </w:tc>
         <w:tc>
           <w:tcPr>
             <w:tcW w:type="dxa" w:w="1728"/>
           </w:tcPr>
-          <w:p/>
+          <w:p>
+            <w:pPr>
+              <w:spacing w:line="360" w:lineRule="auto" w:before="0" w:after="0"/>
+              <w:ind w:firstLine="0"/>
+              <w:jc w:val="both"/>
+            </w:pPr>
+          </w:p>
         </w:tc>
       </w:tr>
       <w:tr>
@@ -1101,9 +1781,16 @@
             <w:tcW w:type="dxa" w:w="1728"/>
           </w:tcPr>
           <w:p>
+            <w:pPr>
+              <w:spacing w:line="360" w:lineRule="auto" w:before="0" w:after="0"/>
+              <w:ind w:firstLine="0"/>
+              <w:jc w:val="both"/>
+            </w:pPr>
             <w:r>
               <w:rPr>
-                <w:sz w:val="18"/>
+                <w:rFonts w:ascii="Times New Roman" w:hAnsi="Times New Roman" w:eastAsia="Times New Roman" w:cs="Times New Roman"/>
+                <w:b w:val="0"/>
+                <w:sz w:val="22"/>
               </w:rPr>
               <w:t>Частота обновления логики</w:t>
             </w:r>
@@ -1114,9 +1801,16 @@
             <w:tcW w:type="dxa" w:w="1728"/>
           </w:tcPr>
           <w:p>
+            <w:pPr>
+              <w:spacing w:line="360" w:lineRule="auto" w:before="0" w:after="0"/>
+              <w:ind w:firstLine="0"/>
+              <w:jc w:val="both"/>
+            </w:pPr>
             <w:r>
               <w:rPr>
-                <w:sz w:val="18"/>
+                <w:rFonts w:ascii="Times New Roman" w:hAnsi="Times New Roman" w:eastAsia="Times New Roman" w:cs="Times New Roman"/>
+                <w:b w:val="0"/>
+                <w:sz w:val="22"/>
               </w:rPr>
               <w:t>0,15</w:t>
             </w:r>
@@ -1126,19 +1820,37 @@
           <w:tcPr>
             <w:tcW w:type="dxa" w:w="1728"/>
           </w:tcPr>
-          <w:p/>
+          <w:p>
+            <w:pPr>
+              <w:spacing w:line="360" w:lineRule="auto" w:before="0" w:after="0"/>
+              <w:ind w:firstLine="0"/>
+              <w:jc w:val="both"/>
+            </w:pPr>
+          </w:p>
         </w:tc>
         <w:tc>
           <w:tcPr>
             <w:tcW w:type="dxa" w:w="1728"/>
           </w:tcPr>
-          <w:p/>
+          <w:p>
+            <w:pPr>
+              <w:spacing w:line="360" w:lineRule="auto" w:before="0" w:after="0"/>
+              <w:ind w:firstLine="0"/>
+              <w:jc w:val="both"/>
+            </w:pPr>
+          </w:p>
         </w:tc>
         <w:tc>
           <w:tcPr>
             <w:tcW w:type="dxa" w:w="1728"/>
           </w:tcPr>
-          <w:p/>
+          <w:p>
+            <w:pPr>
+              <w:spacing w:line="360" w:lineRule="auto" w:before="0" w:after="0"/>
+              <w:ind w:firstLine="0"/>
+              <w:jc w:val="both"/>
+            </w:pPr>
+          </w:p>
         </w:tc>
       </w:tr>
       <w:tr>
@@ -1147,9 +1859,16 @@
             <w:tcW w:type="dxa" w:w="1728"/>
           </w:tcPr>
           <w:p>
+            <w:pPr>
+              <w:spacing w:line="360" w:lineRule="auto" w:before="0" w:after="0"/>
+              <w:ind w:firstLine="0"/>
+              <w:jc w:val="both"/>
+            </w:pPr>
             <w:r>
               <w:rPr>
-                <w:sz w:val="18"/>
+                <w:rFonts w:ascii="Times New Roman" w:hAnsi="Times New Roman" w:eastAsia="Times New Roman" w:cs="Times New Roman"/>
+                <w:b w:val="0"/>
+                <w:sz w:val="22"/>
               </w:rPr>
               <w:t>Бюджет (5 значит дешевле)</w:t>
             </w:r>
@@ -1160,9 +1879,16 @@
             <w:tcW w:type="dxa" w:w="1728"/>
           </w:tcPr>
           <w:p>
+            <w:pPr>
+              <w:spacing w:line="360" w:lineRule="auto" w:before="0" w:after="0"/>
+              <w:ind w:firstLine="0"/>
+              <w:jc w:val="both"/>
+            </w:pPr>
             <w:r>
               <w:rPr>
-                <w:sz w:val="18"/>
+                <w:rFonts w:ascii="Times New Roman" w:hAnsi="Times New Roman" w:eastAsia="Times New Roman" w:cs="Times New Roman"/>
+                <w:b w:val="0"/>
+                <w:sz w:val="22"/>
               </w:rPr>
               <w:t>0,15</w:t>
             </w:r>
@@ -1172,19 +1898,37 @@
           <w:tcPr>
             <w:tcW w:type="dxa" w:w="1728"/>
           </w:tcPr>
-          <w:p/>
+          <w:p>
+            <w:pPr>
+              <w:spacing w:line="360" w:lineRule="auto" w:before="0" w:after="0"/>
+              <w:ind w:firstLine="0"/>
+              <w:jc w:val="both"/>
+            </w:pPr>
+          </w:p>
         </w:tc>
         <w:tc>
           <w:tcPr>
             <w:tcW w:type="dxa" w:w="1728"/>
           </w:tcPr>
-          <w:p/>
+          <w:p>
+            <w:pPr>
+              <w:spacing w:line="360" w:lineRule="auto" w:before="0" w:after="0"/>
+              <w:ind w:firstLine="0"/>
+              <w:jc w:val="both"/>
+            </w:pPr>
+          </w:p>
         </w:tc>
         <w:tc>
           <w:tcPr>
             <w:tcW w:type="dxa" w:w="1728"/>
           </w:tcPr>
-          <w:p/>
+          <w:p>
+            <w:pPr>
+              <w:spacing w:line="360" w:lineRule="auto" w:before="0" w:after="0"/>
+              <w:ind w:firstLine="0"/>
+              <w:jc w:val="both"/>
+            </w:pPr>
+          </w:p>
         </w:tc>
       </w:tr>
       <w:tr>
@@ -1193,9 +1937,16 @@
             <w:tcW w:type="dxa" w:w="1728"/>
           </w:tcPr>
           <w:p>
+            <w:pPr>
+              <w:spacing w:line="360" w:lineRule="auto" w:before="0" w:after="0"/>
+              <w:ind w:firstLine="0"/>
+              <w:jc w:val="both"/>
+            </w:pPr>
             <w:r>
               <w:rPr>
-                <w:sz w:val="18"/>
+                <w:rFonts w:ascii="Times New Roman" w:hAnsi="Times New Roman" w:eastAsia="Times New Roman" w:cs="Times New Roman"/>
+                <w:b w:val="0"/>
+                <w:sz w:val="22"/>
               </w:rPr>
               <w:t>Сопровождение</w:t>
             </w:r>
@@ -1206,9 +1957,16 @@
             <w:tcW w:type="dxa" w:w="1728"/>
           </w:tcPr>
           <w:p>
+            <w:pPr>
+              <w:spacing w:line="360" w:lineRule="auto" w:before="0" w:after="0"/>
+              <w:ind w:firstLine="0"/>
+              <w:jc w:val="both"/>
+            </w:pPr>
             <w:r>
               <w:rPr>
-                <w:sz w:val="18"/>
+                <w:rFonts w:ascii="Times New Roman" w:hAnsi="Times New Roman" w:eastAsia="Times New Roman" w:cs="Times New Roman"/>
+                <w:b w:val="0"/>
+                <w:sz w:val="22"/>
               </w:rPr>
               <w:t>0,10</w:t>
             </w:r>
@@ -1218,19 +1976,37 @@
           <w:tcPr>
             <w:tcW w:type="dxa" w:w="1728"/>
           </w:tcPr>
-          <w:p/>
+          <w:p>
+            <w:pPr>
+              <w:spacing w:line="360" w:lineRule="auto" w:before="0" w:after="0"/>
+              <w:ind w:firstLine="0"/>
+              <w:jc w:val="both"/>
+            </w:pPr>
+          </w:p>
         </w:tc>
         <w:tc>
           <w:tcPr>
             <w:tcW w:type="dxa" w:w="1728"/>
           </w:tcPr>
-          <w:p/>
+          <w:p>
+            <w:pPr>
+              <w:spacing w:line="360" w:lineRule="auto" w:before="0" w:after="0"/>
+              <w:ind w:firstLine="0"/>
+              <w:jc w:val="both"/>
+            </w:pPr>
+          </w:p>
         </w:tc>
         <w:tc>
           <w:tcPr>
             <w:tcW w:type="dxa" w:w="1728"/>
           </w:tcPr>
-          <w:p/>
+          <w:p>
+            <w:pPr>
+              <w:spacing w:line="360" w:lineRule="auto" w:before="0" w:after="0"/>
+              <w:ind w:firstLine="0"/>
+              <w:jc w:val="both"/>
+            </w:pPr>
+          </w:p>
         </w:tc>
       </w:tr>
       <w:tr>
@@ -1239,9 +2015,16 @@
             <w:tcW w:type="dxa" w:w="1728"/>
           </w:tcPr>
           <w:p>
+            <w:pPr>
+              <w:spacing w:line="360" w:lineRule="auto" w:before="0" w:after="0"/>
+              <w:ind w:firstLine="0"/>
+              <w:jc w:val="both"/>
+            </w:pPr>
             <w:r>
               <w:rPr>
-                <w:sz w:val="18"/>
+                <w:rFonts w:ascii="Times New Roman" w:hAnsi="Times New Roman" w:eastAsia="Times New Roman" w:cs="Times New Roman"/>
+                <w:b w:val="0"/>
+                <w:sz w:val="22"/>
               </w:rPr>
               <w:t>Взвешенная оценка</w:t>
             </w:r>
@@ -1252,9 +2035,16 @@
             <w:tcW w:type="dxa" w:w="1728"/>
           </w:tcPr>
           <w:p>
+            <w:pPr>
+              <w:spacing w:line="360" w:lineRule="auto" w:before="0" w:after="0"/>
+              <w:ind w:firstLine="0"/>
+              <w:jc w:val="both"/>
+            </w:pPr>
             <w:r>
               <w:rPr>
-                <w:sz w:val="18"/>
+                <w:rFonts w:ascii="Times New Roman" w:hAnsi="Times New Roman" w:eastAsia="Times New Roman" w:cs="Times New Roman"/>
+                <w:b w:val="0"/>
+                <w:sz w:val="22"/>
               </w:rPr>
               <w:t>1,00</w:t>
             </w:r>
@@ -1264,131 +2054,198 @@
           <w:tcPr>
             <w:tcW w:type="dxa" w:w="1728"/>
           </w:tcPr>
-          <w:p/>
+          <w:p>
+            <w:pPr>
+              <w:spacing w:line="360" w:lineRule="auto" w:before="0" w:after="0"/>
+              <w:ind w:firstLine="0"/>
+              <w:jc w:val="both"/>
+            </w:pPr>
+          </w:p>
         </w:tc>
         <w:tc>
           <w:tcPr>
             <w:tcW w:type="dxa" w:w="1728"/>
           </w:tcPr>
-          <w:p/>
+          <w:p>
+            <w:pPr>
+              <w:spacing w:line="360" w:lineRule="auto" w:before="0" w:after="0"/>
+              <w:ind w:firstLine="0"/>
+              <w:jc w:val="both"/>
+            </w:pPr>
+          </w:p>
         </w:tc>
         <w:tc>
           <w:tcPr>
             <w:tcW w:type="dxa" w:w="1728"/>
           </w:tcPr>
-          <w:p/>
+          <w:p>
+            <w:pPr>
+              <w:spacing w:line="360" w:lineRule="auto" w:before="0" w:after="0"/>
+              <w:ind w:firstLine="0"/>
+              <w:jc w:val="both"/>
+            </w:pPr>
+          </w:p>
         </w:tc>
       </w:tr>
     </w:tbl>
     <w:p/>
     <w:p>
+      <w:pPr>
+        <w:spacing w:line="360" w:lineRule="auto" w:before="0" w:after="0"/>
+        <w:ind w:firstLine="709"/>
+        <w:jc w:val="both"/>
+      </w:pPr>
       <w:r>
         <w:rPr>
+          <w:rFonts w:ascii="Times New Roman" w:hAnsi="Times New Roman" w:eastAsia="Times New Roman" w:cs="Times New Roman"/>
           <w:b/>
-          <w:sz w:val="24"/>
+          <w:sz w:val="28"/>
         </w:rPr>
         <w:t>Решение</w:t>
       </w:r>
     </w:p>
     <w:p>
+      <w:pPr>
+        <w:spacing w:line="360" w:lineRule="auto" w:before="0" w:after="0"/>
+        <w:ind w:firstLine="709"/>
+        <w:jc w:val="both"/>
+      </w:pPr>
       <w:r>
         <w:rPr>
+          <w:rFonts w:ascii="Times New Roman" w:hAnsi="Times New Roman" w:eastAsia="Times New Roman" w:cs="Times New Roman"/>
           <w:b w:val="0"/>
-          <w:sz w:val="24"/>
+          <w:sz w:val="28"/>
         </w:rPr>
         <w:t>Выбранный вариант: ______________________________________________________</w:t>
       </w:r>
     </w:p>
     <w:p>
+      <w:pPr>
+        <w:spacing w:line="360" w:lineRule="auto" w:before="0" w:after="0"/>
+        <w:ind w:firstLine="709"/>
+        <w:jc w:val="both"/>
+      </w:pPr>
       <w:r>
         <w:rPr>
+          <w:rFonts w:ascii="Times New Roman" w:hAnsi="Times New Roman" w:eastAsia="Times New Roman" w:cs="Times New Roman"/>
           <w:b w:val="0"/>
-          <w:sz w:val="24"/>
+          <w:sz w:val="28"/>
         </w:rPr>
         <w:t>________________________________________________________________________</w:t>
       </w:r>
     </w:p>
     <w:p>
+      <w:pPr>
+        <w:spacing w:line="360" w:lineRule="auto" w:before="0" w:after="0"/>
+        <w:ind w:firstLine="709"/>
+        <w:jc w:val="both"/>
+      </w:pPr>
       <w:r>
         <w:rPr>
+          <w:rFonts w:ascii="Times New Roman" w:hAnsi="Times New Roman" w:eastAsia="Times New Roman" w:cs="Times New Roman"/>
           <w:b w:val="0"/>
-          <w:sz w:val="24"/>
+          <w:sz w:val="28"/>
         </w:rPr>
         <w:t>Какие требования он закрывает: __________________________________________</w:t>
       </w:r>
     </w:p>
     <w:p>
+      <w:pPr>
+        <w:spacing w:line="360" w:lineRule="auto" w:before="0" w:after="0"/>
+        <w:ind w:firstLine="709"/>
+        <w:jc w:val="both"/>
+      </w:pPr>
       <w:r>
         <w:rPr>
+          <w:rFonts w:ascii="Times New Roman" w:hAnsi="Times New Roman" w:eastAsia="Times New Roman" w:cs="Times New Roman"/>
           <w:b w:val="0"/>
-          <w:sz w:val="24"/>
+          <w:sz w:val="28"/>
         </w:rPr>
         <w:t>________________________________________________________________________</w:t>
       </w:r>
     </w:p>
     <w:p>
+      <w:pPr>
+        <w:spacing w:line="360" w:lineRule="auto" w:before="0" w:after="0"/>
+        <w:ind w:firstLine="709"/>
+        <w:jc w:val="both"/>
+      </w:pPr>
       <w:r>
         <w:rPr>
+          <w:rFonts w:ascii="Times New Roman" w:hAnsi="Times New Roman" w:eastAsia="Times New Roman" w:cs="Times New Roman"/>
           <w:b w:val="0"/>
-          <w:sz w:val="24"/>
+          <w:sz w:val="28"/>
         </w:rPr>
         <w:t>Чем придётся заплатить: _________________________________________________</w:t>
       </w:r>
     </w:p>
     <w:p>
+      <w:pPr>
+        <w:spacing w:line="360" w:lineRule="auto" w:before="0" w:after="0"/>
+        <w:ind w:firstLine="709"/>
+        <w:jc w:val="both"/>
+      </w:pPr>
       <w:r>
         <w:rPr>
+          <w:rFonts w:ascii="Times New Roman" w:hAnsi="Times New Roman" w:eastAsia="Times New Roman" w:cs="Times New Roman"/>
           <w:b w:val="0"/>
-          <w:sz w:val="24"/>
+          <w:sz w:val="28"/>
         </w:rPr>
         <w:t>________________________________________________________________________</w:t>
       </w:r>
     </w:p>
     <w:p/>
     <w:p>
+      <w:pPr>
+        <w:spacing w:line="360" w:lineRule="auto" w:before="0" w:after="0"/>
+        <w:ind w:firstLine="709"/>
+        <w:jc w:val="both"/>
+      </w:pPr>
       <w:r>
         <w:rPr>
+          <w:rFonts w:ascii="Times New Roman" w:hAnsi="Times New Roman" w:eastAsia="Times New Roman" w:cs="Times New Roman"/>
           <w:b/>
-          <w:sz w:val="24"/>
+          <w:sz w:val="28"/>
         </w:rPr>
         <w:t>Схема размещения</w:t>
       </w:r>
     </w:p>
     <w:p>
+      <w:pPr>
+        <w:spacing w:line="360" w:lineRule="auto" w:before="0" w:after="0"/>
+        <w:ind w:firstLine="709"/>
+        <w:jc w:val="both"/>
+      </w:pPr>
       <w:r>
         <w:rPr>
+          <w:rFonts w:ascii="Times New Roman" w:hAnsi="Times New Roman" w:eastAsia="Times New Roman" w:cs="Times New Roman"/>
           <w:b w:val="0"/>
-          <w:sz w:val="24"/>
+          <w:sz w:val="28"/>
         </w:rPr>
         <w:t>Покажите узлы, слои на них, сетевые связи, подписи и границу доступа.</w:t>
       </w:r>
     </w:p>
     <w:p>
       <w:pPr>
+        <w:spacing w:line="360" w:lineRule="auto" w:before="0" w:after="0"/>
+        <w:ind w:firstLine="0"/>
         <w:jc w:val="center"/>
       </w:pPr>
       <w:r>
         <w:rPr>
+          <w:rFonts w:ascii="Times New Roman" w:hAnsi="Times New Roman" w:eastAsia="Times New Roman" w:cs="Times New Roman"/>
           <w:i/>
-          <w:sz w:val="22"/>
+          <w:sz w:val="28"/>
         </w:rPr>
         <w:t>[ Место для схемы: нарисуйте от руки, в графическом редакторе или вставьте снимок ]</w:t>
       </w:r>
     </w:p>
     <w:p/>
-    <w:p>
-      <w:r>
-        <w:rPr>
-          <w:b/>
-          <w:sz w:val="24"/>
-        </w:rPr>
-        <w:t>Таблица узлов</w:t>
-      </w:r>
-    </w:p>
     <w:tbl>
       <w:tblPr>
         <w:tblStyle w:val="TableGrid"/>
         <w:tblW w:type="auto" w:w="0"/>
+        <w:tblLayout w:type="autofit"/>
         <w:tblLook w:firstColumn="1" w:firstRow="1" w:lastColumn="0" w:lastRow="0" w:noHBand="0" w:noVBand="1" w:val="04A0"/>
       </w:tblPr>
       <w:tblGrid>
@@ -1404,9 +2261,16 @@
             <w:tcW w:type="dxa" w:w="1728"/>
           </w:tcPr>
           <w:p>
+            <w:pPr>
+              <w:spacing w:line="360" w:lineRule="auto" w:before="0" w:after="0"/>
+              <w:ind w:firstLine="0"/>
+              <w:jc w:val="center"/>
+            </w:pPr>
             <w:r>
               <w:rPr>
-                <w:sz w:val="18"/>
+                <w:rFonts w:ascii="Times New Roman" w:hAnsi="Times New Roman" w:eastAsia="Times New Roman" w:cs="Times New Roman"/>
+                <w:b/>
+                <w:sz w:val="22"/>
               </w:rPr>
               <w:t>Узел</w:t>
             </w:r>
@@ -1417,9 +2281,16 @@
             <w:tcW w:type="dxa" w:w="1728"/>
           </w:tcPr>
           <w:p>
+            <w:pPr>
+              <w:spacing w:line="360" w:lineRule="auto" w:before="0" w:after="0"/>
+              <w:ind w:firstLine="0"/>
+              <w:jc w:val="center"/>
+            </w:pPr>
             <w:r>
               <w:rPr>
-                <w:sz w:val="18"/>
+                <w:rFonts w:ascii="Times New Roman" w:hAnsi="Times New Roman" w:eastAsia="Times New Roman" w:cs="Times New Roman"/>
+                <w:b/>
+                <w:sz w:val="22"/>
               </w:rPr>
               <w:t>Роль</w:t>
             </w:r>
@@ -1430,9 +2301,16 @@
             <w:tcW w:type="dxa" w:w="1728"/>
           </w:tcPr>
           <w:p>
+            <w:pPr>
+              <w:spacing w:line="360" w:lineRule="auto" w:before="0" w:after="0"/>
+              <w:ind w:firstLine="0"/>
+              <w:jc w:val="center"/>
+            </w:pPr>
             <w:r>
               <w:rPr>
-                <w:sz w:val="18"/>
+                <w:rFonts w:ascii="Times New Roman" w:hAnsi="Times New Roman" w:eastAsia="Times New Roman" w:cs="Times New Roman"/>
+                <w:b/>
+                <w:sz w:val="22"/>
               </w:rPr>
               <w:t>Программное обеспечение</w:t>
             </w:r>
@@ -1443,9 +2321,16 @@
             <w:tcW w:type="dxa" w:w="1728"/>
           </w:tcPr>
           <w:p>
+            <w:pPr>
+              <w:spacing w:line="360" w:lineRule="auto" w:before="0" w:after="0"/>
+              <w:ind w:firstLine="0"/>
+              <w:jc w:val="center"/>
+            </w:pPr>
             <w:r>
               <w:rPr>
-                <w:sz w:val="18"/>
+                <w:rFonts w:ascii="Times New Roman" w:hAnsi="Times New Roman" w:eastAsia="Times New Roman" w:cs="Times New Roman"/>
+                <w:b/>
+                <w:sz w:val="22"/>
               </w:rPr>
               <w:t>Сеть</w:t>
             </w:r>
@@ -1456,9 +2341,16 @@
             <w:tcW w:type="dxa" w:w="1728"/>
           </w:tcPr>
           <w:p>
+            <w:pPr>
+              <w:spacing w:line="360" w:lineRule="auto" w:before="0" w:after="0"/>
+              <w:ind w:firstLine="0"/>
+              <w:jc w:val="center"/>
+            </w:pPr>
             <w:r>
               <w:rPr>
-                <w:sz w:val="18"/>
+                <w:rFonts w:ascii="Times New Roman" w:hAnsi="Times New Roman" w:eastAsia="Times New Roman" w:cs="Times New Roman"/>
+                <w:b/>
+                <w:sz w:val="22"/>
               </w:rPr>
               <w:t>Резерв</w:t>
             </w:r>
@@ -1470,31 +2362,61 @@
           <w:tcPr>
             <w:tcW w:type="dxa" w:w="1728"/>
           </w:tcPr>
-          <w:p/>
+          <w:p>
+            <w:pPr>
+              <w:spacing w:line="360" w:lineRule="auto" w:before="0" w:after="0"/>
+              <w:ind w:firstLine="0"/>
+              <w:jc w:val="both"/>
+            </w:pPr>
+          </w:p>
         </w:tc>
         <w:tc>
           <w:tcPr>
             <w:tcW w:type="dxa" w:w="1728"/>
           </w:tcPr>
-          <w:p/>
+          <w:p>
+            <w:pPr>
+              <w:spacing w:line="360" w:lineRule="auto" w:before="0" w:after="0"/>
+              <w:ind w:firstLine="0"/>
+              <w:jc w:val="both"/>
+            </w:pPr>
+          </w:p>
         </w:tc>
         <w:tc>
           <w:tcPr>
             <w:tcW w:type="dxa" w:w="1728"/>
           </w:tcPr>
-          <w:p/>
+          <w:p>
+            <w:pPr>
+              <w:spacing w:line="360" w:lineRule="auto" w:before="0" w:after="0"/>
+              <w:ind w:firstLine="0"/>
+              <w:jc w:val="both"/>
+            </w:pPr>
+          </w:p>
         </w:tc>
         <w:tc>
           <w:tcPr>
             <w:tcW w:type="dxa" w:w="1728"/>
           </w:tcPr>
-          <w:p/>
+          <w:p>
+            <w:pPr>
+              <w:spacing w:line="360" w:lineRule="auto" w:before="0" w:after="0"/>
+              <w:ind w:firstLine="0"/>
+              <w:jc w:val="both"/>
+            </w:pPr>
+          </w:p>
         </w:tc>
         <w:tc>
           <w:tcPr>
             <w:tcW w:type="dxa" w:w="1728"/>
           </w:tcPr>
-          <w:p/>
+          <w:p>
+            <w:pPr>
+              <w:spacing w:line="360" w:lineRule="auto" w:before="0" w:after="0"/>
+              <w:ind w:firstLine="0"/>
+              <w:jc w:val="both"/>
+            </w:pPr>
+          </w:p>
         </w:tc>
       </w:tr>
       <w:tr>
@@ -1502,31 +2424,61 @@
           <w:tcPr>
             <w:tcW w:type="dxa" w:w="1728"/>
           </w:tcPr>
-          <w:p/>
+          <w:p>
+            <w:pPr>
+              <w:spacing w:line="360" w:lineRule="auto" w:before="0" w:after="0"/>
+              <w:ind w:firstLine="0"/>
+              <w:jc w:val="both"/>
+            </w:pPr>
+          </w:p>
         </w:tc>
         <w:tc>
           <w:tcPr>
             <w:tcW w:type="dxa" w:w="1728"/>
           </w:tcPr>
-          <w:p/>
+          <w:p>
+            <w:pPr>
+              <w:spacing w:line="360" w:lineRule="auto" w:before="0" w:after="0"/>
+              <w:ind w:firstLine="0"/>
+              <w:jc w:val="both"/>
+            </w:pPr>
+          </w:p>
         </w:tc>
         <w:tc>
           <w:tcPr>
             <w:tcW w:type="dxa" w:w="1728"/>
           </w:tcPr>
-          <w:p/>
+          <w:p>
+            <w:pPr>
+              <w:spacing w:line="360" w:lineRule="auto" w:before="0" w:after="0"/>
+              <w:ind w:firstLine="0"/>
+              <w:jc w:val="both"/>
+            </w:pPr>
+          </w:p>
         </w:tc>
         <w:tc>
           <w:tcPr>
             <w:tcW w:type="dxa" w:w="1728"/>
           </w:tcPr>
-          <w:p/>
+          <w:p>
+            <w:pPr>
+              <w:spacing w:line="360" w:lineRule="auto" w:before="0" w:after="0"/>
+              <w:ind w:firstLine="0"/>
+              <w:jc w:val="both"/>
+            </w:pPr>
+          </w:p>
         </w:tc>
         <w:tc>
           <w:tcPr>
             <w:tcW w:type="dxa" w:w="1728"/>
           </w:tcPr>
-          <w:p/>
+          <w:p>
+            <w:pPr>
+              <w:spacing w:line="360" w:lineRule="auto" w:before="0" w:after="0"/>
+              <w:ind w:firstLine="0"/>
+              <w:jc w:val="both"/>
+            </w:pPr>
+          </w:p>
         </w:tc>
       </w:tr>
       <w:tr>
@@ -1534,31 +2486,61 @@
           <w:tcPr>
             <w:tcW w:type="dxa" w:w="1728"/>
           </w:tcPr>
-          <w:p/>
+          <w:p>
+            <w:pPr>
+              <w:spacing w:line="360" w:lineRule="auto" w:before="0" w:after="0"/>
+              <w:ind w:firstLine="0"/>
+              <w:jc w:val="both"/>
+            </w:pPr>
+          </w:p>
         </w:tc>
         <w:tc>
           <w:tcPr>
             <w:tcW w:type="dxa" w:w="1728"/>
           </w:tcPr>
-          <w:p/>
+          <w:p>
+            <w:pPr>
+              <w:spacing w:line="360" w:lineRule="auto" w:before="0" w:after="0"/>
+              <w:ind w:firstLine="0"/>
+              <w:jc w:val="both"/>
+            </w:pPr>
+          </w:p>
         </w:tc>
         <w:tc>
           <w:tcPr>
             <w:tcW w:type="dxa" w:w="1728"/>
           </w:tcPr>
-          <w:p/>
+          <w:p>
+            <w:pPr>
+              <w:spacing w:line="360" w:lineRule="auto" w:before="0" w:after="0"/>
+              <w:ind w:firstLine="0"/>
+              <w:jc w:val="both"/>
+            </w:pPr>
+          </w:p>
         </w:tc>
         <w:tc>
           <w:tcPr>
             <w:tcW w:type="dxa" w:w="1728"/>
           </w:tcPr>
-          <w:p/>
+          <w:p>
+            <w:pPr>
+              <w:spacing w:line="360" w:lineRule="auto" w:before="0" w:after="0"/>
+              <w:ind w:firstLine="0"/>
+              <w:jc w:val="both"/>
+            </w:pPr>
+          </w:p>
         </w:tc>
         <w:tc>
           <w:tcPr>
             <w:tcW w:type="dxa" w:w="1728"/>
           </w:tcPr>
-          <w:p/>
+          <w:p>
+            <w:pPr>
+              <w:spacing w:line="360" w:lineRule="auto" w:before="0" w:after="0"/>
+              <w:ind w:firstLine="0"/>
+              <w:jc w:val="both"/>
+            </w:pPr>
+          </w:p>
         </w:tc>
       </w:tr>
       <w:tr>
@@ -1566,31 +2548,61 @@
           <w:tcPr>
             <w:tcW w:type="dxa" w:w="1728"/>
           </w:tcPr>
-          <w:p/>
+          <w:p>
+            <w:pPr>
+              <w:spacing w:line="360" w:lineRule="auto" w:before="0" w:after="0"/>
+              <w:ind w:firstLine="0"/>
+              <w:jc w:val="both"/>
+            </w:pPr>
+          </w:p>
         </w:tc>
         <w:tc>
           <w:tcPr>
             <w:tcW w:type="dxa" w:w="1728"/>
           </w:tcPr>
-          <w:p/>
+          <w:p>
+            <w:pPr>
+              <w:spacing w:line="360" w:lineRule="auto" w:before="0" w:after="0"/>
+              <w:ind w:firstLine="0"/>
+              <w:jc w:val="both"/>
+            </w:pPr>
+          </w:p>
         </w:tc>
         <w:tc>
           <w:tcPr>
             <w:tcW w:type="dxa" w:w="1728"/>
           </w:tcPr>
-          <w:p/>
+          <w:p>
+            <w:pPr>
+              <w:spacing w:line="360" w:lineRule="auto" w:before="0" w:after="0"/>
+              <w:ind w:firstLine="0"/>
+              <w:jc w:val="both"/>
+            </w:pPr>
+          </w:p>
         </w:tc>
         <w:tc>
           <w:tcPr>
             <w:tcW w:type="dxa" w:w="1728"/>
           </w:tcPr>
-          <w:p/>
+          <w:p>
+            <w:pPr>
+              <w:spacing w:line="360" w:lineRule="auto" w:before="0" w:after="0"/>
+              <w:ind w:firstLine="0"/>
+              <w:jc w:val="both"/>
+            </w:pPr>
+          </w:p>
         </w:tc>
         <w:tc>
           <w:tcPr>
             <w:tcW w:type="dxa" w:w="1728"/>
           </w:tcPr>
-          <w:p/>
+          <w:p>
+            <w:pPr>
+              <w:spacing w:line="360" w:lineRule="auto" w:before="0" w:after="0"/>
+              <w:ind w:firstLine="0"/>
+              <w:jc w:val="both"/>
+            </w:pPr>
+          </w:p>
         </w:tc>
       </w:tr>
       <w:tr>
@@ -1598,40 +2610,91 @@
           <w:tcPr>
             <w:tcW w:type="dxa" w:w="1728"/>
           </w:tcPr>
-          <w:p/>
+          <w:p>
+            <w:pPr>
+              <w:spacing w:line="360" w:lineRule="auto" w:before="0" w:after="0"/>
+              <w:ind w:firstLine="0"/>
+              <w:jc w:val="both"/>
+            </w:pPr>
+          </w:p>
         </w:tc>
         <w:tc>
           <w:tcPr>
             <w:tcW w:type="dxa" w:w="1728"/>
           </w:tcPr>
-          <w:p/>
+          <w:p>
+            <w:pPr>
+              <w:spacing w:line="360" w:lineRule="auto" w:before="0" w:after="0"/>
+              <w:ind w:firstLine="0"/>
+              <w:jc w:val="both"/>
+            </w:pPr>
+          </w:p>
         </w:tc>
         <w:tc>
           <w:tcPr>
             <w:tcW w:type="dxa" w:w="1728"/>
           </w:tcPr>
-          <w:p/>
+          <w:p>
+            <w:pPr>
+              <w:spacing w:line="360" w:lineRule="auto" w:before="0" w:after="0"/>
+              <w:ind w:firstLine="0"/>
+              <w:jc w:val="both"/>
+            </w:pPr>
+          </w:p>
         </w:tc>
         <w:tc>
           <w:tcPr>
             <w:tcW w:type="dxa" w:w="1728"/>
           </w:tcPr>
-          <w:p/>
+          <w:p>
+            <w:pPr>
+              <w:spacing w:line="360" w:lineRule="auto" w:before="0" w:after="0"/>
+              <w:ind w:firstLine="0"/>
+              <w:jc w:val="both"/>
+            </w:pPr>
+          </w:p>
         </w:tc>
         <w:tc>
           <w:tcPr>
             <w:tcW w:type="dxa" w:w="1728"/>
           </w:tcPr>
-          <w:p/>
+          <w:p>
+            <w:pPr>
+              <w:spacing w:line="360" w:lineRule="auto" w:before="0" w:after="0"/>
+              <w:ind w:firstLine="0"/>
+              <w:jc w:val="both"/>
+            </w:pPr>
+          </w:p>
         </w:tc>
       </w:tr>
     </w:tbl>
+    <w:p>
+      <w:pPr>
+        <w:spacing w:line="240" w:lineRule="auto" w:before="0" w:after="0"/>
+        <w:ind w:firstLine="0"/>
+        <w:jc w:val="center"/>
+      </w:pPr>
+      <w:r>
+        <w:rPr>
+          <w:rFonts w:ascii="Times New Roman" w:hAnsi="Times New Roman" w:eastAsia="Times New Roman" w:cs="Times New Roman"/>
+          <w:b/>
+          <w:sz w:val="24"/>
+        </w:rPr>
+        <w:t>Таблица узлов</w:t>
+      </w:r>
+    </w:p>
     <w:p/>
     <w:p>
+      <w:pPr>
+        <w:spacing w:line="360" w:lineRule="auto" w:before="0" w:after="0"/>
+        <w:ind w:firstLine="709"/>
+        <w:jc w:val="both"/>
+      </w:pPr>
       <w:r>
         <w:rPr>
+          <w:rFonts w:ascii="Times New Roman" w:hAnsi="Times New Roman" w:eastAsia="Times New Roman" w:cs="Times New Roman"/>
           <w:b/>
-          <w:sz w:val="24"/>
+          <w:sz w:val="28"/>
         </w:rPr>
         <w:t>Риски решения</w:t>
       </w:r>
@@ -1640,6 +2703,7 @@
       <w:tblPr>
         <w:tblStyle w:val="TableGrid"/>
         <w:tblW w:type="auto" w:w="0"/>
+        <w:tblLayout w:type="autofit"/>
         <w:tblLook w:firstColumn="1" w:firstRow="1" w:lastColumn="0" w:lastRow="0" w:noHBand="0" w:noVBand="1" w:val="04A0"/>
       </w:tblPr>
       <w:tblGrid>
@@ -1654,9 +2718,16 @@
             <w:tcW w:type="dxa" w:w="2160"/>
           </w:tcPr>
           <w:p>
+            <w:pPr>
+              <w:spacing w:line="360" w:lineRule="auto" w:before="0" w:after="0"/>
+              <w:ind w:firstLine="0"/>
+              <w:jc w:val="center"/>
+            </w:pPr>
             <w:r>
               <w:rPr>
-                <w:sz w:val="18"/>
+                <w:rFonts w:ascii="Times New Roman" w:hAnsi="Times New Roman" w:eastAsia="Times New Roman" w:cs="Times New Roman"/>
+                <w:b/>
+                <w:sz w:val="22"/>
               </w:rPr>
               <w:t>Риск</w:t>
             </w:r>
@@ -1667,9 +2738,16 @@
             <w:tcW w:type="dxa" w:w="2160"/>
           </w:tcPr>
           <w:p>
+            <w:pPr>
+              <w:spacing w:line="360" w:lineRule="auto" w:before="0" w:after="0"/>
+              <w:ind w:firstLine="0"/>
+              <w:jc w:val="center"/>
+            </w:pPr>
             <w:r>
               <w:rPr>
-                <w:sz w:val="18"/>
+                <w:rFonts w:ascii="Times New Roman" w:hAnsi="Times New Roman" w:eastAsia="Times New Roman" w:cs="Times New Roman"/>
+                <w:b/>
+                <w:sz w:val="22"/>
               </w:rPr>
               <w:t>Вероятность</w:t>
             </w:r>
@@ -1680,9 +2758,16 @@
             <w:tcW w:type="dxa" w:w="2160"/>
           </w:tcPr>
           <w:p>
+            <w:pPr>
+              <w:spacing w:line="360" w:lineRule="auto" w:before="0" w:after="0"/>
+              <w:ind w:firstLine="0"/>
+              <w:jc w:val="center"/>
+            </w:pPr>
             <w:r>
               <w:rPr>
-                <w:sz w:val="18"/>
+                <w:rFonts w:ascii="Times New Roman" w:hAnsi="Times New Roman" w:eastAsia="Times New Roman" w:cs="Times New Roman"/>
+                <w:b/>
+                <w:sz w:val="22"/>
               </w:rPr>
               <w:t>Влияние</w:t>
             </w:r>
@@ -1693,9 +2778,16 @@
             <w:tcW w:type="dxa" w:w="2160"/>
           </w:tcPr>
           <w:p>
+            <w:pPr>
+              <w:spacing w:line="360" w:lineRule="auto" w:before="0" w:after="0"/>
+              <w:ind w:firstLine="0"/>
+              <w:jc w:val="center"/>
+            </w:pPr>
             <w:r>
               <w:rPr>
-                <w:sz w:val="18"/>
+                <w:rFonts w:ascii="Times New Roman" w:hAnsi="Times New Roman" w:eastAsia="Times New Roman" w:cs="Times New Roman"/>
+                <w:b/>
+                <w:sz w:val="22"/>
               </w:rPr>
               <w:t>Мера снижения</w:t>
             </w:r>
@@ -1707,25 +2799,49 @@
           <w:tcPr>
             <w:tcW w:type="dxa" w:w="2160"/>
           </w:tcPr>
-          <w:p/>
+          <w:p>
+            <w:pPr>
+              <w:spacing w:line="360" w:lineRule="auto" w:before="0" w:after="0"/>
+              <w:ind w:firstLine="0"/>
+              <w:jc w:val="both"/>
+            </w:pPr>
+          </w:p>
         </w:tc>
         <w:tc>
           <w:tcPr>
             <w:tcW w:type="dxa" w:w="2160"/>
           </w:tcPr>
-          <w:p/>
+          <w:p>
+            <w:pPr>
+              <w:spacing w:line="360" w:lineRule="auto" w:before="0" w:after="0"/>
+              <w:ind w:firstLine="0"/>
+              <w:jc w:val="both"/>
+            </w:pPr>
+          </w:p>
         </w:tc>
         <w:tc>
           <w:tcPr>
             <w:tcW w:type="dxa" w:w="2160"/>
           </w:tcPr>
-          <w:p/>
+          <w:p>
+            <w:pPr>
+              <w:spacing w:line="360" w:lineRule="auto" w:before="0" w:after="0"/>
+              <w:ind w:firstLine="0"/>
+              <w:jc w:val="both"/>
+            </w:pPr>
+          </w:p>
         </w:tc>
         <w:tc>
           <w:tcPr>
             <w:tcW w:type="dxa" w:w="2160"/>
           </w:tcPr>
-          <w:p/>
+          <w:p>
+            <w:pPr>
+              <w:spacing w:line="360" w:lineRule="auto" w:before="0" w:after="0"/>
+              <w:ind w:firstLine="0"/>
+              <w:jc w:val="both"/>
+            </w:pPr>
+          </w:p>
         </w:tc>
       </w:tr>
       <w:tr>
@@ -1733,25 +2849,49 @@
           <w:tcPr>
             <w:tcW w:type="dxa" w:w="2160"/>
           </w:tcPr>
-          <w:p/>
+          <w:p>
+            <w:pPr>
+              <w:spacing w:line="360" w:lineRule="auto" w:before="0" w:after="0"/>
+              <w:ind w:firstLine="0"/>
+              <w:jc w:val="both"/>
+            </w:pPr>
+          </w:p>
         </w:tc>
         <w:tc>
           <w:tcPr>
             <w:tcW w:type="dxa" w:w="2160"/>
           </w:tcPr>
-          <w:p/>
+          <w:p>
+            <w:pPr>
+              <w:spacing w:line="360" w:lineRule="auto" w:before="0" w:after="0"/>
+              <w:ind w:firstLine="0"/>
+              <w:jc w:val="both"/>
+            </w:pPr>
+          </w:p>
         </w:tc>
         <w:tc>
           <w:tcPr>
             <w:tcW w:type="dxa" w:w="2160"/>
           </w:tcPr>
-          <w:p/>
+          <w:p>
+            <w:pPr>
+              <w:spacing w:line="360" w:lineRule="auto" w:before="0" w:after="0"/>
+              <w:ind w:firstLine="0"/>
+              <w:jc w:val="both"/>
+            </w:pPr>
+          </w:p>
         </w:tc>
         <w:tc>
           <w:tcPr>
             <w:tcW w:type="dxa" w:w="2160"/>
           </w:tcPr>
-          <w:p/>
+          <w:p>
+            <w:pPr>
+              <w:spacing w:line="360" w:lineRule="auto" w:before="0" w:after="0"/>
+              <w:ind w:firstLine="0"/>
+              <w:jc w:val="both"/>
+            </w:pPr>
+          </w:p>
         </w:tc>
       </w:tr>
       <w:tr>
@@ -1759,25 +2899,49 @@
           <w:tcPr>
             <w:tcW w:type="dxa" w:w="2160"/>
           </w:tcPr>
-          <w:p/>
+          <w:p>
+            <w:pPr>
+              <w:spacing w:line="360" w:lineRule="auto" w:before="0" w:after="0"/>
+              <w:ind w:firstLine="0"/>
+              <w:jc w:val="both"/>
+            </w:pPr>
+          </w:p>
         </w:tc>
         <w:tc>
           <w:tcPr>
             <w:tcW w:type="dxa" w:w="2160"/>
           </w:tcPr>
-          <w:p/>
+          <w:p>
+            <w:pPr>
+              <w:spacing w:line="360" w:lineRule="auto" w:before="0" w:after="0"/>
+              <w:ind w:firstLine="0"/>
+              <w:jc w:val="both"/>
+            </w:pPr>
+          </w:p>
         </w:tc>
         <w:tc>
           <w:tcPr>
             <w:tcW w:type="dxa" w:w="2160"/>
           </w:tcPr>
-          <w:p/>
+          <w:p>
+            <w:pPr>
+              <w:spacing w:line="360" w:lineRule="auto" w:before="0" w:after="0"/>
+              <w:ind w:firstLine="0"/>
+              <w:jc w:val="both"/>
+            </w:pPr>
+          </w:p>
         </w:tc>
         <w:tc>
           <w:tcPr>
             <w:tcW w:type="dxa" w:w="2160"/>
           </w:tcPr>
-          <w:p/>
+          <w:p>
+            <w:pPr>
+              <w:spacing w:line="360" w:lineRule="auto" w:before="0" w:after="0"/>
+              <w:ind w:firstLine="0"/>
+              <w:jc w:val="both"/>
+            </w:pPr>
+          </w:p>
         </w:tc>
       </w:tr>
       <w:tr>
@@ -1785,34 +2949,64 @@
           <w:tcPr>
             <w:tcW w:type="dxa" w:w="2160"/>
           </w:tcPr>
-          <w:p/>
+          <w:p>
+            <w:pPr>
+              <w:spacing w:line="360" w:lineRule="auto" w:before="0" w:after="0"/>
+              <w:ind w:firstLine="0"/>
+              <w:jc w:val="both"/>
+            </w:pPr>
+          </w:p>
         </w:tc>
         <w:tc>
           <w:tcPr>
             <w:tcW w:type="dxa" w:w="2160"/>
           </w:tcPr>
-          <w:p/>
+          <w:p>
+            <w:pPr>
+              <w:spacing w:line="360" w:lineRule="auto" w:before="0" w:after="0"/>
+              <w:ind w:firstLine="0"/>
+              <w:jc w:val="both"/>
+            </w:pPr>
+          </w:p>
         </w:tc>
         <w:tc>
           <w:tcPr>
             <w:tcW w:type="dxa" w:w="2160"/>
           </w:tcPr>
-          <w:p/>
+          <w:p>
+            <w:pPr>
+              <w:spacing w:line="360" w:lineRule="auto" w:before="0" w:after="0"/>
+              <w:ind w:firstLine="0"/>
+              <w:jc w:val="both"/>
+            </w:pPr>
+          </w:p>
         </w:tc>
         <w:tc>
           <w:tcPr>
             <w:tcW w:type="dxa" w:w="2160"/>
           </w:tcPr>
-          <w:p/>
+          <w:p>
+            <w:pPr>
+              <w:spacing w:line="360" w:lineRule="auto" w:before="0" w:after="0"/>
+              <w:ind w:firstLine="0"/>
+              <w:jc w:val="both"/>
+            </w:pPr>
+          </w:p>
         </w:tc>
       </w:tr>
     </w:tbl>
     <w:p/>
     <w:p>
+      <w:pPr>
+        <w:spacing w:line="360" w:lineRule="auto" w:before="0" w:after="0"/>
+        <w:ind w:firstLine="709"/>
+        <w:jc w:val="both"/>
+      </w:pPr>
       <w:r>
         <w:rPr>
+          <w:rFonts w:ascii="Times New Roman" w:hAnsi="Times New Roman" w:eastAsia="Times New Roman" w:cs="Times New Roman"/>
           <w:b/>
-          <w:sz w:val="24"/>
+          <w:sz w:val="28"/>
         </w:rPr>
         <w:t>Скриншоты выполнения работы</w:t>
       </w:r>
@@ -1820,12 +3014,15 @@
     <w:p/>
     <w:p>
       <w:pPr>
+        <w:spacing w:line="360" w:lineRule="auto" w:before="0" w:after="0"/>
+        <w:ind w:firstLine="0"/>
         <w:jc w:val="center"/>
       </w:pPr>
       <w:r>
         <w:rPr>
+          <w:rFonts w:ascii="Times New Roman" w:hAnsi="Times New Roman" w:eastAsia="Times New Roman" w:cs="Times New Roman"/>
           <w:i/>
-          <w:sz w:val="22"/>
+          <w:sz w:val="28"/>
         </w:rPr>
         <w:t>[ Место для скриншота 2: заполненная матрица выбора ]</w:t>
       </w:r>
@@ -1833,93 +3030,147 @@
     <w:p/>
     <w:p>
       <w:pPr>
+        <w:spacing w:line="360" w:lineRule="auto" w:before="0" w:after="0"/>
+        <w:ind w:firstLine="0"/>
         <w:jc w:val="center"/>
       </w:pPr>
       <w:r>
         <w:rPr>
+          <w:rFonts w:ascii="Times New Roman" w:hAnsi="Times New Roman" w:eastAsia="Times New Roman" w:cs="Times New Roman"/>
           <w:i/>
-          <w:sz w:val="22"/>
+          <w:sz w:val="28"/>
         </w:rPr>
         <w:t>[ Место для скриншота 3: схема размещения с подписями ]</w:t>
       </w:r>
     </w:p>
     <w:p/>
     <w:p>
+      <w:pPr>
+        <w:pStyle w:val="Heading1"/>
+        <w:keepNext/>
+        <w:keepLines/>
+        <w:spacing w:line="240" w:lineRule="auto" w:before="240" w:after="0"/>
+        <w:ind w:firstLine="0" w:left="0"/>
+        <w:jc w:val="both"/>
+      </w:pPr>
       <w:r>
         <w:rPr>
-          <w:b/>
-          <w:sz w:val="24"/>
+          <w:rFonts w:ascii="Times New Roman" w:hAnsi="Times New Roman" w:eastAsia="Times New Roman" w:cs="Times New Roman"/>
+          <w:b w:val="0"/>
+          <w:sz w:val="28"/>
         </w:rPr>
         <w:t>Вывод</w:t>
       </w:r>
     </w:p>
     <w:p>
+      <w:pPr>
+        <w:spacing w:line="360" w:lineRule="auto" w:before="0" w:after="0"/>
+        <w:ind w:firstLine="709"/>
+        <w:jc w:val="both"/>
+      </w:pPr>
       <w:r>
         <w:rPr>
+          <w:rFonts w:ascii="Times New Roman" w:hAnsi="Times New Roman" w:eastAsia="Times New Roman" w:cs="Times New Roman"/>
           <w:b w:val="0"/>
-          <w:sz w:val="24"/>
+          <w:sz w:val="28"/>
         </w:rPr>
         <w:t>Какое требование было самым трудным? Почему выбранный вариант его закрывает? Что изменилось бы при другом бюджете?</w:t>
       </w:r>
     </w:p>
     <w:p>
+      <w:pPr>
+        <w:spacing w:line="360" w:lineRule="auto" w:before="0" w:after="0"/>
+        <w:ind w:firstLine="709"/>
+        <w:jc w:val="both"/>
+      </w:pPr>
       <w:r>
         <w:rPr>
+          <w:rFonts w:ascii="Times New Roman" w:hAnsi="Times New Roman" w:eastAsia="Times New Roman" w:cs="Times New Roman"/>
           <w:b w:val="0"/>
-          <w:sz w:val="24"/>
+          <w:sz w:val="28"/>
         </w:rPr>
         <w:t>________________________________________________________________________</w:t>
       </w:r>
     </w:p>
     <w:p>
+      <w:pPr>
+        <w:spacing w:line="360" w:lineRule="auto" w:before="0" w:after="0"/>
+        <w:ind w:firstLine="709"/>
+        <w:jc w:val="both"/>
+      </w:pPr>
       <w:r>
         <w:rPr>
+          <w:rFonts w:ascii="Times New Roman" w:hAnsi="Times New Roman" w:eastAsia="Times New Roman" w:cs="Times New Roman"/>
           <w:b w:val="0"/>
-          <w:sz w:val="24"/>
+          <w:sz w:val="28"/>
         </w:rPr>
         <w:t>________________________________________________________________________</w:t>
       </w:r>
     </w:p>
     <w:p>
+      <w:pPr>
+        <w:spacing w:line="360" w:lineRule="auto" w:before="0" w:after="0"/>
+        <w:ind w:firstLine="709"/>
+        <w:jc w:val="both"/>
+      </w:pPr>
       <w:r>
         <w:rPr>
+          <w:rFonts w:ascii="Times New Roman" w:hAnsi="Times New Roman" w:eastAsia="Times New Roman" w:cs="Times New Roman"/>
           <w:b w:val="0"/>
-          <w:sz w:val="24"/>
+          <w:sz w:val="28"/>
         </w:rPr>
         <w:t>________________________________________________________________________</w:t>
       </w:r>
     </w:p>
     <w:p>
+      <w:pPr>
+        <w:spacing w:line="360" w:lineRule="auto" w:before="0" w:after="0"/>
+        <w:ind w:firstLine="709"/>
+        <w:jc w:val="both"/>
+      </w:pPr>
       <w:r>
         <w:rPr>
+          <w:rFonts w:ascii="Times New Roman" w:hAnsi="Times New Roman" w:eastAsia="Times New Roman" w:cs="Times New Roman"/>
           <w:b w:val="0"/>
-          <w:sz w:val="24"/>
+          <w:sz w:val="28"/>
         </w:rPr>
         <w:t>________________________________________________________________________</w:t>
       </w:r>
     </w:p>
     <w:p>
+      <w:pPr>
+        <w:spacing w:line="360" w:lineRule="auto" w:before="0" w:after="0"/>
+        <w:ind w:firstLine="709"/>
+        <w:jc w:val="both"/>
+      </w:pPr>
       <w:r>
         <w:rPr>
+          <w:rFonts w:ascii="Times New Roman" w:hAnsi="Times New Roman" w:eastAsia="Times New Roman" w:cs="Times New Roman"/>
           <w:b w:val="0"/>
-          <w:sz w:val="24"/>
+          <w:sz w:val="28"/>
         </w:rPr>
         <w:t>________________________________________________________________________</w:t>
       </w:r>
     </w:p>
     <w:p>
+      <w:pPr>
+        <w:spacing w:line="360" w:lineRule="auto" w:before="0" w:after="0"/>
+        <w:ind w:firstLine="709"/>
+        <w:jc w:val="both"/>
+      </w:pPr>
       <w:r>
         <w:rPr>
+          <w:rFonts w:ascii="Times New Roman" w:hAnsi="Times New Roman" w:eastAsia="Times New Roman" w:cs="Times New Roman"/>
           <w:b w:val="0"/>
-          <w:sz w:val="24"/>
+          <w:sz w:val="28"/>
         </w:rPr>
         <w:t>________________________________________________________________________</w:t>
       </w:r>
     </w:p>
     <w:p/>
     <w:sectPr>
-      <w:pgSz w:w="12240" w:h="15840"/>
-      <w:pgMar w:top="1440" w:right="1800" w:bottom="1440" w:left="1800" w:header="720" w:footer="720" w:gutter="0"/>
+      <w:pgSz w:w="11906" w:h="16838"/>
+      <w:pgMar w:top="1134" w:right="850" w:bottom="1134" w:left="1701" w:header="720" w:footer="720" w:gutter="0"/>
       <w:cols w:space="720"/>
       <w:docGrid w:linePitch="360"/>
     </w:sectPr>
@@ -2290,9 +3541,14 @@
     <w:name w:val="Normal"/>
     <w:qFormat/>
     <w:rsid w:val="00FC693F"/>
+    <w:pPr>
+      <w:spacing w:line="360" w:lineRule="auto" w:before="0" w:after="0"/>
+      <w:ind w:firstLine="709"/>
+      <w:jc w:val="both"/>
+    </w:pPr>
     <w:rPr>
-      <w:rFonts w:ascii="Times New Roman" w:hAnsi="Times New Roman"/>
-      <w:sz w:val="24"/>
+      <w:rFonts w:ascii="Times New Roman" w:hAnsi="Times New Roman" w:eastAsia="Times New Roman" w:cs="Times New Roman"/>
+      <w:sz w:val="28"/>
     </w:rPr>
   </w:style>
   <w:style w:type="paragraph" w:styleId="Header">
@@ -2350,12 +3606,14 @@
     <w:pPr>
       <w:keepNext/>
       <w:keepLines/>
-      <w:spacing w:before="480" w:after="0"/>
+      <w:spacing w:before="240" w:after="0" w:line="240" w:lineRule="auto"/>
+      <w:ind w:firstLine="0" w:left="0"/>
+      <w:jc w:val="both"/>
       <w:outlineLvl w:val="0"/>
     </w:pPr>
     <w:rPr>
-      <w:rFonts w:asciiTheme="majorHAnsi" w:eastAsiaTheme="majorEastAsia" w:hAnsiTheme="majorHAnsi" w:cstheme="majorBidi"/>
-      <w:b/>
+      <w:rFonts w:asciiTheme="majorHAnsi" w:eastAsiaTheme="majorEastAsia" w:hAnsiTheme="majorHAnsi" w:cstheme="majorBidi" w:ascii="Times New Roman" w:hAnsi="Times New Roman" w:eastAsia="Times New Roman" w:cs="Times New Roman"/>
+      <w:b w:val="0"/>
       <w:bCs/>
       <w:color w:val="365F91" w:themeColor="accent1" w:themeShade="BF"/>
       <w:sz w:val="28"/>
@@ -2374,15 +3632,17 @@
     <w:pPr>
       <w:keepNext/>
       <w:keepLines/>
-      <w:spacing w:before="200" w:after="0"/>
+      <w:spacing w:before="40" w:after="0" w:line="240" w:lineRule="auto"/>
+      <w:ind w:firstLine="0" w:left="0"/>
+      <w:jc w:val="left"/>
       <w:outlineLvl w:val="1"/>
     </w:pPr>
     <w:rPr>
-      <w:rFonts w:asciiTheme="majorHAnsi" w:eastAsiaTheme="majorEastAsia" w:hAnsiTheme="majorHAnsi" w:cstheme="majorBidi"/>
+      <w:rFonts w:asciiTheme="majorHAnsi" w:eastAsiaTheme="majorEastAsia" w:hAnsiTheme="majorHAnsi" w:cstheme="majorBidi" w:ascii="Times New Roman" w:hAnsi="Times New Roman" w:eastAsia="Times New Roman" w:cs="Times New Roman"/>
       <w:b/>
       <w:bCs/>
       <w:color w:val="4F81BD" w:themeColor="accent1"/>
-      <w:sz w:val="26"/>
+      <w:sz w:val="28"/>
       <w:szCs w:val="26"/>
     </w:rPr>
   </w:style>
@@ -2712,9 +3972,14 @@
     <w:qFormat/>
     <w:rsid w:val="00FC693F"/>
     <w:pPr>
-      <w:ind w:left="720"/>
+      <w:spacing w:line="360" w:lineRule="auto" w:before="0" w:after="0"/>
+      <w:ind w:left="709" w:firstLine="0"/>
       <w:contextualSpacing/>
     </w:pPr>
+    <w:rPr>
+      <w:rFonts w:ascii="Times New Roman" w:hAnsi="Times New Roman" w:eastAsia="Times New Roman" w:cs="Times New Roman"/>
+      <w:sz w:val="28"/>
+    </w:rPr>
   </w:style>
   <w:style w:type="paragraph" w:styleId="BodyText">
     <w:name w:val="Body Text"/>

--- a/courses/4/uifis/reports/UIFIS_practice-4_report-template.docx
+++ b/courses/4/uifis/reports/UIFIS_practice-4_report-template.docx
@@ -12,6 +12,7 @@
         <w:rPr>
           <w:rFonts w:ascii="Times New Roman" w:hAnsi="Times New Roman" w:eastAsia="Times New Roman" w:cs="Times New Roman"/>
           <w:b/>
+          <w:color w:val="000000"/>
           <w:sz w:val="28"/>
         </w:rPr>
         <w:t>Устройство и функционирование информационной системы (МДК.06.03)</w:t>
@@ -27,6 +28,7 @@
         <w:rPr>
           <w:rFonts w:ascii="Times New Roman" w:hAnsi="Times New Roman" w:eastAsia="Times New Roman" w:cs="Times New Roman"/>
           <w:b/>
+          <w:color w:val="000000"/>
           <w:sz w:val="28"/>
         </w:rPr>
         <w:t>Отчёт по практической работе №4</w:t>
@@ -42,6 +44,7 @@
         <w:rPr>
           <w:rFonts w:ascii="Times New Roman" w:hAnsi="Times New Roman" w:eastAsia="Times New Roman" w:cs="Times New Roman"/>
           <w:b w:val="0"/>
+          <w:color w:val="000000"/>
           <w:sz w:val="28"/>
         </w:rPr>
         <w:t>Тема: Проектирование архитектуры информационной системы</w:t>
@@ -58,6 +61,7 @@
         <w:rPr>
           <w:rFonts w:ascii="Times New Roman" w:hAnsi="Times New Roman" w:eastAsia="Times New Roman" w:cs="Times New Roman"/>
           <w:b w:val="0"/>
+          <w:color w:val="000000"/>
           <w:sz w:val="28"/>
         </w:rPr>
         <w:t>ФИО студента: ______________________________________</w:t>
@@ -73,6 +77,7 @@
         <w:rPr>
           <w:rFonts w:ascii="Times New Roman" w:hAnsi="Times New Roman" w:eastAsia="Times New Roman" w:cs="Times New Roman"/>
           <w:b w:val="0"/>
+          <w:color w:val="000000"/>
           <w:sz w:val="28"/>
         </w:rPr>
         <w:t>Группа: ______________________  Дата: _______________</w:t>
@@ -84,14 +89,16 @@
         <w:pStyle w:val="Heading1"/>
         <w:keepNext/>
         <w:keepLines/>
+        <w:pageBreakBefore/>
         <w:spacing w:line="240" w:lineRule="auto" w:before="240" w:after="0"/>
-        <w:ind w:firstLine="0" w:left="0"/>
+        <w:ind w:left="0" w:firstLine="0"/>
         <w:jc w:val="both"/>
       </w:pPr>
       <w:r>
         <w:rPr>
           <w:rFonts w:ascii="Times New Roman" w:hAnsi="Times New Roman" w:eastAsia="Times New Roman" w:cs="Times New Roman"/>
           <w:b w:val="0"/>
+          <w:color w:val="000000"/>
           <w:sz w:val="28"/>
         </w:rPr>
         <w:t>Цель работы</w:t>
@@ -107,9 +114,9 @@
         <w:rPr>
           <w:rFonts w:ascii="Times New Roman" w:hAnsi="Times New Roman" w:eastAsia="Times New Roman" w:cs="Times New Roman"/>
           <w:b w:val="0"/>
+          <w:color w:val="000000"/>
           <w:sz w:val="28"/>
         </w:rPr>
-        <w:t>________________________________________________________________________</w:t>
       </w:r>
     </w:p>
     <w:p>
@@ -122,9 +129,9 @@
         <w:rPr>
           <w:rFonts w:ascii="Times New Roman" w:hAnsi="Times New Roman" w:eastAsia="Times New Roman" w:cs="Times New Roman"/>
           <w:b w:val="0"/>
+          <w:color w:val="000000"/>
           <w:sz w:val="28"/>
         </w:rPr>
-        <w:t>________________________________________________________________________</w:t>
       </w:r>
     </w:p>
     <w:p/>
@@ -134,13 +141,14 @@
         <w:keepNext/>
         <w:keepLines/>
         <w:spacing w:line="240" w:lineRule="auto" w:before="240" w:after="0"/>
-        <w:ind w:firstLine="0" w:left="0"/>
+        <w:ind w:left="0" w:firstLine="0"/>
         <w:jc w:val="both"/>
       </w:pPr>
       <w:r>
         <w:rPr>
           <w:rFonts w:ascii="Times New Roman" w:hAnsi="Times New Roman" w:eastAsia="Times New Roman" w:cs="Times New Roman"/>
           <w:b w:val="0"/>
+          <w:color w:val="000000"/>
           <w:sz w:val="28"/>
         </w:rPr>
         <w:t>Ход работы</w:t>
@@ -152,13 +160,14 @@
         <w:keepNext/>
         <w:keepLines/>
         <w:spacing w:line="240" w:lineRule="auto" w:before="240" w:after="0"/>
-        <w:ind w:firstLine="0" w:left="0"/>
+        <w:ind w:left="0" w:firstLine="0"/>
         <w:jc w:val="both"/>
       </w:pPr>
       <w:r>
         <w:rPr>
           <w:rFonts w:ascii="Times New Roman" w:hAnsi="Times New Roman" w:eastAsia="Times New Roman" w:cs="Times New Roman"/>
           <w:b w:val="0"/>
+          <w:color w:val="000000"/>
           <w:sz w:val="28"/>
         </w:rPr>
         <w:t>Краткие теоретические сведения</w:t>
@@ -174,6 +183,7 @@
         <w:rPr>
           <w:rFonts w:ascii="Times New Roman" w:hAnsi="Times New Roman" w:eastAsia="Times New Roman" w:cs="Times New Roman"/>
           <w:b w:val="0"/>
+          <w:color w:val="000000"/>
           <w:sz w:val="28"/>
         </w:rPr>
         <w:t>Опишите три слоя и три базовых варианта размещения:</w:t>
@@ -189,9 +199,10 @@
         <w:rPr>
           <w:rFonts w:ascii="Times New Roman" w:hAnsi="Times New Roman" w:eastAsia="Times New Roman" w:cs="Times New Roman"/>
           <w:b w:val="0"/>
+          <w:color w:val="000000"/>
           <w:sz w:val="28"/>
         </w:rPr>
-        <w:t>1. Представление: _______________________________________________________</w:t>
+        <w:t xml:space="preserve">1. Представление: </w:t>
       </w:r>
     </w:p>
     <w:p>
@@ -204,9 +215,10 @@
         <w:rPr>
           <w:rFonts w:ascii="Times New Roman" w:hAnsi="Times New Roman" w:eastAsia="Times New Roman" w:cs="Times New Roman"/>
           <w:b w:val="0"/>
+          <w:color w:val="000000"/>
           <w:sz w:val="28"/>
         </w:rPr>
-        <w:t>2. Логика: ______________________________________________________________</w:t>
+        <w:t xml:space="preserve">2. Логика: </w:t>
       </w:r>
     </w:p>
     <w:p>
@@ -219,9 +231,10 @@
         <w:rPr>
           <w:rFonts w:ascii="Times New Roman" w:hAnsi="Times New Roman" w:eastAsia="Times New Roman" w:cs="Times New Roman"/>
           <w:b w:val="0"/>
+          <w:color w:val="000000"/>
           <w:sz w:val="28"/>
         </w:rPr>
-        <w:t>3. Данные: ______________________________________________________________</w:t>
+        <w:t xml:space="preserve">3. Данные: </w:t>
       </w:r>
     </w:p>
     <w:p>
@@ -234,9 +247,10 @@
         <w:rPr>
           <w:rFonts w:ascii="Times New Roman" w:hAnsi="Times New Roman" w:eastAsia="Times New Roman" w:cs="Times New Roman"/>
           <w:b w:val="0"/>
+          <w:color w:val="000000"/>
           <w:sz w:val="28"/>
         </w:rPr>
-        <w:t>4. Файл-сервер: _________________________________________________________</w:t>
+        <w:t xml:space="preserve">4. Файл-сервер: </w:t>
       </w:r>
     </w:p>
     <w:p>
@@ -249,9 +263,10 @@
         <w:rPr>
           <w:rFonts w:ascii="Times New Roman" w:hAnsi="Times New Roman" w:eastAsia="Times New Roman" w:cs="Times New Roman"/>
           <w:b w:val="0"/>
+          <w:color w:val="000000"/>
           <w:sz w:val="28"/>
         </w:rPr>
-        <w:t>5. Клиент-сервер: _______________________________________________________</w:t>
+        <w:t xml:space="preserve">5. Клиент-сервер: </w:t>
       </w:r>
     </w:p>
     <w:p>
@@ -264,9 +279,10 @@
         <w:rPr>
           <w:rFonts w:ascii="Times New Roman" w:hAnsi="Times New Roman" w:eastAsia="Times New Roman" w:cs="Times New Roman"/>
           <w:b w:val="0"/>
+          <w:color w:val="000000"/>
           <w:sz w:val="28"/>
         </w:rPr>
-        <w:t>6. Трёхзвенная: _________________________________________________________</w:t>
+        <w:t xml:space="preserve">6. Трёхзвенная: </w:t>
       </w:r>
     </w:p>
     <w:p/>
@@ -280,6 +296,7 @@
         <w:rPr>
           <w:rFonts w:ascii="Times New Roman" w:hAnsi="Times New Roman" w:eastAsia="Times New Roman" w:cs="Times New Roman"/>
           <w:b/>
+          <w:color w:val="000000"/>
           <w:sz w:val="28"/>
         </w:rPr>
         <w:t>Выбранная система и профиль нагрузки</w:t>
@@ -295,9 +312,10 @@
         <w:rPr>
           <w:rFonts w:ascii="Times New Roman" w:hAnsi="Times New Roman" w:eastAsia="Times New Roman" w:cs="Times New Roman"/>
           <w:b w:val="0"/>
+          <w:color w:val="000000"/>
           <w:sz w:val="28"/>
         </w:rPr>
-        <w:t>Название: _______________________________________________________________</w:t>
+        <w:t xml:space="preserve">Название: </w:t>
       </w:r>
     </w:p>
     <w:p>
@@ -310,9 +328,10 @@
         <w:rPr>
           <w:rFonts w:ascii="Times New Roman" w:hAnsi="Times New Roman" w:eastAsia="Times New Roman" w:cs="Times New Roman"/>
           <w:b w:val="0"/>
+          <w:color w:val="000000"/>
           <w:sz w:val="28"/>
         </w:rPr>
-        <w:t>Пользователи: ___________________________________________________________</w:t>
+        <w:t xml:space="preserve">Пользователи: </w:t>
       </w:r>
     </w:p>
     <w:p>
@@ -325,9 +344,10 @@
         <w:rPr>
           <w:rFonts w:ascii="Times New Roman" w:hAnsi="Times New Roman" w:eastAsia="Times New Roman" w:cs="Times New Roman"/>
           <w:b w:val="0"/>
+          <w:color w:val="000000"/>
           <w:sz w:val="28"/>
         </w:rPr>
-        <w:t>Одновременные сессии: __________________________________________________</w:t>
+        <w:t xml:space="preserve">Одновременные сессии: </w:t>
       </w:r>
     </w:p>
     <w:p>
@@ -340,9 +360,10 @@
         <w:rPr>
           <w:rFonts w:ascii="Times New Roman" w:hAnsi="Times New Roman" w:eastAsia="Times New Roman" w:cs="Times New Roman"/>
           <w:b w:val="0"/>
+          <w:color w:val="000000"/>
           <w:sz w:val="28"/>
         </w:rPr>
-        <w:t>Данные и доступ: ________________________________________________________</w:t>
+        <w:t xml:space="preserve">Данные и доступ: </w:t>
       </w:r>
     </w:p>
     <w:p/>
@@ -356,6 +377,7 @@
         <w:rPr>
           <w:rFonts w:ascii="Times New Roman" w:hAnsi="Times New Roman" w:eastAsia="Times New Roman" w:cs="Times New Roman"/>
           <w:b/>
+          <w:color w:val="000000"/>
           <w:sz w:val="28"/>
         </w:rPr>
         <w:t>Требования</w:t>
@@ -389,6 +411,7 @@
               <w:rPr>
                 <w:rFonts w:ascii="Times New Roman" w:hAnsi="Times New Roman" w:eastAsia="Times New Roman" w:cs="Times New Roman"/>
                 <w:b/>
+                <w:color w:val="000000"/>
                 <w:sz w:val="22"/>
               </w:rPr>
               <w:t>Тип</w:t>
@@ -409,6 +432,7 @@
               <w:rPr>
                 <w:rFonts w:ascii="Times New Roman" w:hAnsi="Times New Roman" w:eastAsia="Times New Roman" w:cs="Times New Roman"/>
                 <w:b/>
+                <w:color w:val="000000"/>
                 <w:sz w:val="22"/>
               </w:rPr>
               <w:t>Номер</w:t>
@@ -429,6 +453,7 @@
               <w:rPr>
                 <w:rFonts w:ascii="Times New Roman" w:hAnsi="Times New Roman" w:eastAsia="Times New Roman" w:cs="Times New Roman"/>
                 <w:b/>
+                <w:color w:val="000000"/>
                 <w:sz w:val="22"/>
               </w:rPr>
               <w:t>Требование</w:t>
@@ -449,6 +474,7 @@
               <w:rPr>
                 <w:rFonts w:ascii="Times New Roman" w:hAnsi="Times New Roman" w:eastAsia="Times New Roman" w:cs="Times New Roman"/>
                 <w:b/>
+                <w:color w:val="000000"/>
                 <w:sz w:val="22"/>
               </w:rPr>
               <w:t>Значение или проверка</w:t>
@@ -471,6 +497,7 @@
               <w:rPr>
                 <w:rFonts w:ascii="Times New Roman" w:hAnsi="Times New Roman" w:eastAsia="Times New Roman" w:cs="Times New Roman"/>
                 <w:b w:val="0"/>
+                <w:color w:val="000000"/>
                 <w:sz w:val="22"/>
               </w:rPr>
               <w:t>Функциональное</w:t>
@@ -491,6 +518,7 @@
               <w:rPr>
                 <w:rFonts w:ascii="Times New Roman" w:hAnsi="Times New Roman" w:eastAsia="Times New Roman" w:cs="Times New Roman"/>
                 <w:b w:val="0"/>
+                <w:color w:val="000000"/>
                 <w:sz w:val="22"/>
               </w:rPr>
               <w:t>ФТ-1</w:t>
@@ -537,6 +565,7 @@
               <w:rPr>
                 <w:rFonts w:ascii="Times New Roman" w:hAnsi="Times New Roman" w:eastAsia="Times New Roman" w:cs="Times New Roman"/>
                 <w:b w:val="0"/>
+                <w:color w:val="000000"/>
                 <w:sz w:val="22"/>
               </w:rPr>
               <w:t>Функциональное</w:t>
@@ -557,6 +586,7 @@
               <w:rPr>
                 <w:rFonts w:ascii="Times New Roman" w:hAnsi="Times New Roman" w:eastAsia="Times New Roman" w:cs="Times New Roman"/>
                 <w:b w:val="0"/>
+                <w:color w:val="000000"/>
                 <w:sz w:val="22"/>
               </w:rPr>
               <w:t>ФТ-2</w:t>
@@ -603,6 +633,7 @@
               <w:rPr>
                 <w:rFonts w:ascii="Times New Roman" w:hAnsi="Times New Roman" w:eastAsia="Times New Roman" w:cs="Times New Roman"/>
                 <w:b w:val="0"/>
+                <w:color w:val="000000"/>
                 <w:sz w:val="22"/>
               </w:rPr>
               <w:t>Функциональное</w:t>
@@ -623,6 +654,7 @@
               <w:rPr>
                 <w:rFonts w:ascii="Times New Roman" w:hAnsi="Times New Roman" w:eastAsia="Times New Roman" w:cs="Times New Roman"/>
                 <w:b w:val="0"/>
+                <w:color w:val="000000"/>
                 <w:sz w:val="22"/>
               </w:rPr>
               <w:t>ФТ-3</w:t>
@@ -669,6 +701,7 @@
               <w:rPr>
                 <w:rFonts w:ascii="Times New Roman" w:hAnsi="Times New Roman" w:eastAsia="Times New Roman" w:cs="Times New Roman"/>
                 <w:b w:val="0"/>
+                <w:color w:val="000000"/>
                 <w:sz w:val="22"/>
               </w:rPr>
               <w:t>Функциональное</w:t>
@@ -689,6 +722,7 @@
               <w:rPr>
                 <w:rFonts w:ascii="Times New Roman" w:hAnsi="Times New Roman" w:eastAsia="Times New Roman" w:cs="Times New Roman"/>
                 <w:b w:val="0"/>
+                <w:color w:val="000000"/>
                 <w:sz w:val="22"/>
               </w:rPr>
               <w:t>ФТ-4</w:t>
@@ -735,6 +769,7 @@
               <w:rPr>
                 <w:rFonts w:ascii="Times New Roman" w:hAnsi="Times New Roman" w:eastAsia="Times New Roman" w:cs="Times New Roman"/>
                 <w:b w:val="0"/>
+                <w:color w:val="000000"/>
                 <w:sz w:val="22"/>
               </w:rPr>
               <w:t>Нефункциональное</w:t>
@@ -755,6 +790,7 @@
               <w:rPr>
                 <w:rFonts w:ascii="Times New Roman" w:hAnsi="Times New Roman" w:eastAsia="Times New Roman" w:cs="Times New Roman"/>
                 <w:b w:val="0"/>
+                <w:color w:val="000000"/>
                 <w:sz w:val="22"/>
               </w:rPr>
               <w:t>НФТ-1</w:t>
@@ -801,6 +837,7 @@
               <w:rPr>
                 <w:rFonts w:ascii="Times New Roman" w:hAnsi="Times New Roman" w:eastAsia="Times New Roman" w:cs="Times New Roman"/>
                 <w:b w:val="0"/>
+                <w:color w:val="000000"/>
                 <w:sz w:val="22"/>
               </w:rPr>
               <w:t>Нефункциональное</w:t>
@@ -821,6 +858,7 @@
               <w:rPr>
                 <w:rFonts w:ascii="Times New Roman" w:hAnsi="Times New Roman" w:eastAsia="Times New Roman" w:cs="Times New Roman"/>
                 <w:b w:val="0"/>
+                <w:color w:val="000000"/>
                 <w:sz w:val="22"/>
               </w:rPr>
               <w:t>НФТ-2</w:t>
@@ -867,6 +905,7 @@
               <w:rPr>
                 <w:rFonts w:ascii="Times New Roman" w:hAnsi="Times New Roman" w:eastAsia="Times New Roman" w:cs="Times New Roman"/>
                 <w:b w:val="0"/>
+                <w:color w:val="000000"/>
                 <w:sz w:val="22"/>
               </w:rPr>
               <w:t>Нефункциональное</w:t>
@@ -887,6 +926,7 @@
               <w:rPr>
                 <w:rFonts w:ascii="Times New Roman" w:hAnsi="Times New Roman" w:eastAsia="Times New Roman" w:cs="Times New Roman"/>
                 <w:b w:val="0"/>
+                <w:color w:val="000000"/>
                 <w:sz w:val="22"/>
               </w:rPr>
               <w:t>НФТ-3</w:t>
@@ -933,6 +973,7 @@
               <w:rPr>
                 <w:rFonts w:ascii="Times New Roman" w:hAnsi="Times New Roman" w:eastAsia="Times New Roman" w:cs="Times New Roman"/>
                 <w:b w:val="0"/>
+                <w:color w:val="000000"/>
                 <w:sz w:val="22"/>
               </w:rPr>
               <w:t>Нефункциональное</w:t>
@@ -953,6 +994,7 @@
               <w:rPr>
                 <w:rFonts w:ascii="Times New Roman" w:hAnsi="Times New Roman" w:eastAsia="Times New Roman" w:cs="Times New Roman"/>
                 <w:b w:val="0"/>
+                <w:color w:val="000000"/>
                 <w:sz w:val="22"/>
               </w:rPr>
               <w:t>НФТ-4</w:t>
@@ -999,6 +1041,7 @@
               <w:rPr>
                 <w:rFonts w:ascii="Times New Roman" w:hAnsi="Times New Roman" w:eastAsia="Times New Roman" w:cs="Times New Roman"/>
                 <w:b w:val="0"/>
+                <w:color w:val="000000"/>
                 <w:sz w:val="22"/>
               </w:rPr>
               <w:t>Нефункциональное</w:t>
@@ -1019,6 +1062,7 @@
               <w:rPr>
                 <w:rFonts w:ascii="Times New Roman" w:hAnsi="Times New Roman" w:eastAsia="Times New Roman" w:cs="Times New Roman"/>
                 <w:b w:val="0"/>
+                <w:color w:val="000000"/>
                 <w:sz w:val="22"/>
               </w:rPr>
               <w:t>НФТ-5</w:t>
@@ -1062,6 +1106,7 @@
         <w:rPr>
           <w:rFonts w:ascii="Times New Roman" w:hAnsi="Times New Roman" w:eastAsia="Times New Roman" w:cs="Times New Roman"/>
           <w:b/>
+          <w:color w:val="000000"/>
           <w:sz w:val="28"/>
         </w:rPr>
         <w:t>Варианты архитектуры</w:t>
@@ -1096,6 +1141,7 @@
               <w:rPr>
                 <w:rFonts w:ascii="Times New Roman" w:hAnsi="Times New Roman" w:eastAsia="Times New Roman" w:cs="Times New Roman"/>
                 <w:b/>
+                <w:color w:val="000000"/>
                 <w:sz w:val="22"/>
               </w:rPr>
               <w:t>Вариант</w:t>
@@ -1116,6 +1162,7 @@
               <w:rPr>
                 <w:rFonts w:ascii="Times New Roman" w:hAnsi="Times New Roman" w:eastAsia="Times New Roman" w:cs="Times New Roman"/>
                 <w:b/>
+                <w:color w:val="000000"/>
                 <w:sz w:val="22"/>
               </w:rPr>
               <w:t>Представление</w:t>
@@ -1136,6 +1183,7 @@
               <w:rPr>
                 <w:rFonts w:ascii="Times New Roman" w:hAnsi="Times New Roman" w:eastAsia="Times New Roman" w:cs="Times New Roman"/>
                 <w:b/>
+                <w:color w:val="000000"/>
                 <w:sz w:val="22"/>
               </w:rPr>
               <w:t>Логика</w:t>
@@ -1156,6 +1204,7 @@
               <w:rPr>
                 <w:rFonts w:ascii="Times New Roman" w:hAnsi="Times New Roman" w:eastAsia="Times New Roman" w:cs="Times New Roman"/>
                 <w:b/>
+                <w:color w:val="000000"/>
                 <w:sz w:val="22"/>
               </w:rPr>
               <w:t>Данные</w:t>
@@ -1176,6 +1225,7 @@
               <w:rPr>
                 <w:rFonts w:ascii="Times New Roman" w:hAnsi="Times New Roman" w:eastAsia="Times New Roman" w:cs="Times New Roman"/>
                 <w:b/>
+                <w:color w:val="000000"/>
                 <w:sz w:val="22"/>
               </w:rPr>
               <w:t>Что идёт по сети</w:t>
@@ -1198,6 +1248,7 @@
               <w:rPr>
                 <w:rFonts w:ascii="Times New Roman" w:hAnsi="Times New Roman" w:eastAsia="Times New Roman" w:cs="Times New Roman"/>
                 <w:b w:val="0"/>
+                <w:color w:val="000000"/>
                 <w:sz w:val="22"/>
               </w:rPr>
               <w:t>Файл-сервер</w:t>
@@ -1268,6 +1319,7 @@
               <w:rPr>
                 <w:rFonts w:ascii="Times New Roman" w:hAnsi="Times New Roman" w:eastAsia="Times New Roman" w:cs="Times New Roman"/>
                 <w:b w:val="0"/>
+                <w:color w:val="000000"/>
                 <w:sz w:val="22"/>
               </w:rPr>
               <w:t>Клиент-сервер</w:t>
@@ -1338,6 +1390,7 @@
               <w:rPr>
                 <w:rFonts w:ascii="Times New Roman" w:hAnsi="Times New Roman" w:eastAsia="Times New Roman" w:cs="Times New Roman"/>
                 <w:b w:val="0"/>
+                <w:color w:val="000000"/>
                 <w:sz w:val="22"/>
               </w:rPr>
               <w:t>Трёхзвенная</w:t>
@@ -1405,6 +1458,7 @@
         <w:rPr>
           <w:rFonts w:ascii="Times New Roman" w:hAnsi="Times New Roman" w:eastAsia="Times New Roman" w:cs="Times New Roman"/>
           <w:b/>
+          <w:color w:val="000000"/>
           <w:sz w:val="28"/>
         </w:rPr>
         <w:t>Матрица выбора</w:t>
@@ -1420,6 +1474,7 @@
         <w:rPr>
           <w:rFonts w:ascii="Times New Roman" w:hAnsi="Times New Roman" w:eastAsia="Times New Roman" w:cs="Times New Roman"/>
           <w:b w:val="0"/>
+          <w:color w:val="000000"/>
           <w:sz w:val="28"/>
         </w:rPr>
         <w:t>Оценки от 1 до 5. Для бюджета 5 значит дешевле. Сумма весов равна 1,00.</w:t>
@@ -1454,6 +1509,7 @@
               <w:rPr>
                 <w:rFonts w:ascii="Times New Roman" w:hAnsi="Times New Roman" w:eastAsia="Times New Roman" w:cs="Times New Roman"/>
                 <w:b/>
+                <w:color w:val="000000"/>
                 <w:sz w:val="22"/>
               </w:rPr>
               <w:t>Критерий</w:t>
@@ -1474,6 +1530,7 @@
               <w:rPr>
                 <w:rFonts w:ascii="Times New Roman" w:hAnsi="Times New Roman" w:eastAsia="Times New Roman" w:cs="Times New Roman"/>
                 <w:b/>
+                <w:color w:val="000000"/>
                 <w:sz w:val="22"/>
               </w:rPr>
               <w:t>Вес</w:t>
@@ -1494,6 +1551,7 @@
               <w:rPr>
                 <w:rFonts w:ascii="Times New Roman" w:hAnsi="Times New Roman" w:eastAsia="Times New Roman" w:cs="Times New Roman"/>
                 <w:b/>
+                <w:color w:val="000000"/>
                 <w:sz w:val="22"/>
               </w:rPr>
               <w:t>Файл-сервер</w:t>
@@ -1514,6 +1572,7 @@
               <w:rPr>
                 <w:rFonts w:ascii="Times New Roman" w:hAnsi="Times New Roman" w:eastAsia="Times New Roman" w:cs="Times New Roman"/>
                 <w:b/>
+                <w:color w:val="000000"/>
                 <w:sz w:val="22"/>
               </w:rPr>
               <w:t>Клиент-сервер</w:t>
@@ -1534,6 +1593,7 @@
               <w:rPr>
                 <w:rFonts w:ascii="Times New Roman" w:hAnsi="Times New Roman" w:eastAsia="Times New Roman" w:cs="Times New Roman"/>
                 <w:b/>
+                <w:color w:val="000000"/>
                 <w:sz w:val="22"/>
               </w:rPr>
               <w:t>Трёхзвенная</w:t>
@@ -1556,6 +1616,7 @@
               <w:rPr>
                 <w:rFonts w:ascii="Times New Roman" w:hAnsi="Times New Roman" w:eastAsia="Times New Roman" w:cs="Times New Roman"/>
                 <w:b w:val="0"/>
+                <w:color w:val="000000"/>
                 <w:sz w:val="22"/>
               </w:rPr>
               <w:t>Пользователи и нагрузка</w:t>
@@ -1576,6 +1637,7 @@
               <w:rPr>
                 <w:rFonts w:ascii="Times New Roman" w:hAnsi="Times New Roman" w:eastAsia="Times New Roman" w:cs="Times New Roman"/>
                 <w:b w:val="0"/>
+                <w:color w:val="000000"/>
                 <w:sz w:val="22"/>
               </w:rPr>
               <w:t>0,25</w:t>
@@ -1634,6 +1696,7 @@
               <w:rPr>
                 <w:rFonts w:ascii="Times New Roman" w:hAnsi="Times New Roman" w:eastAsia="Times New Roman" w:cs="Times New Roman"/>
                 <w:b w:val="0"/>
+                <w:color w:val="000000"/>
                 <w:sz w:val="22"/>
               </w:rPr>
               <w:t>Время ответа</w:t>
@@ -1654,6 +1717,7 @@
               <w:rPr>
                 <w:rFonts w:ascii="Times New Roman" w:hAnsi="Times New Roman" w:eastAsia="Times New Roman" w:cs="Times New Roman"/>
                 <w:b w:val="0"/>
+                <w:color w:val="000000"/>
                 <w:sz w:val="22"/>
               </w:rPr>
               <w:t>0,15</w:t>
@@ -1712,6 +1776,7 @@
               <w:rPr>
                 <w:rFonts w:ascii="Times New Roman" w:hAnsi="Times New Roman" w:eastAsia="Times New Roman" w:cs="Times New Roman"/>
                 <w:b w:val="0"/>
+                <w:color w:val="000000"/>
                 <w:sz w:val="22"/>
               </w:rPr>
               <w:t>Безопасность и доступ из дома</w:t>
@@ -1732,6 +1797,7 @@
               <w:rPr>
                 <w:rFonts w:ascii="Times New Roman" w:hAnsi="Times New Roman" w:eastAsia="Times New Roman" w:cs="Times New Roman"/>
                 <w:b w:val="0"/>
+                <w:color w:val="000000"/>
                 <w:sz w:val="22"/>
               </w:rPr>
               <w:t>0,20</w:t>
@@ -1790,6 +1856,7 @@
               <w:rPr>
                 <w:rFonts w:ascii="Times New Roman" w:hAnsi="Times New Roman" w:eastAsia="Times New Roman" w:cs="Times New Roman"/>
                 <w:b w:val="0"/>
+                <w:color w:val="000000"/>
                 <w:sz w:val="22"/>
               </w:rPr>
               <w:t>Частота обновления логики</w:t>
@@ -1810,6 +1877,7 @@
               <w:rPr>
                 <w:rFonts w:ascii="Times New Roman" w:hAnsi="Times New Roman" w:eastAsia="Times New Roman" w:cs="Times New Roman"/>
                 <w:b w:val="0"/>
+                <w:color w:val="000000"/>
                 <w:sz w:val="22"/>
               </w:rPr>
               <w:t>0,15</w:t>
@@ -1868,6 +1936,7 @@
               <w:rPr>
                 <w:rFonts w:ascii="Times New Roman" w:hAnsi="Times New Roman" w:eastAsia="Times New Roman" w:cs="Times New Roman"/>
                 <w:b w:val="0"/>
+                <w:color w:val="000000"/>
                 <w:sz w:val="22"/>
               </w:rPr>
               <w:t>Бюджет (5 значит дешевле)</w:t>
@@ -1888,6 +1957,7 @@
               <w:rPr>
                 <w:rFonts w:ascii="Times New Roman" w:hAnsi="Times New Roman" w:eastAsia="Times New Roman" w:cs="Times New Roman"/>
                 <w:b w:val="0"/>
+                <w:color w:val="000000"/>
                 <w:sz w:val="22"/>
               </w:rPr>
               <w:t>0,15</w:t>
@@ -1946,6 +2016,7 @@
               <w:rPr>
                 <w:rFonts w:ascii="Times New Roman" w:hAnsi="Times New Roman" w:eastAsia="Times New Roman" w:cs="Times New Roman"/>
                 <w:b w:val="0"/>
+                <w:color w:val="000000"/>
                 <w:sz w:val="22"/>
               </w:rPr>
               <w:t>Сопровождение</w:t>
@@ -1966,6 +2037,7 @@
               <w:rPr>
                 <w:rFonts w:ascii="Times New Roman" w:hAnsi="Times New Roman" w:eastAsia="Times New Roman" w:cs="Times New Roman"/>
                 <w:b w:val="0"/>
+                <w:color w:val="000000"/>
                 <w:sz w:val="22"/>
               </w:rPr>
               <w:t>0,10</w:t>
@@ -2024,6 +2096,7 @@
               <w:rPr>
                 <w:rFonts w:ascii="Times New Roman" w:hAnsi="Times New Roman" w:eastAsia="Times New Roman" w:cs="Times New Roman"/>
                 <w:b w:val="0"/>
+                <w:color w:val="000000"/>
                 <w:sz w:val="22"/>
               </w:rPr>
               <w:t>Взвешенная оценка</w:t>
@@ -2044,6 +2117,7 @@
               <w:rPr>
                 <w:rFonts w:ascii="Times New Roman" w:hAnsi="Times New Roman" w:eastAsia="Times New Roman" w:cs="Times New Roman"/>
                 <w:b w:val="0"/>
+                <w:color w:val="000000"/>
                 <w:sz w:val="22"/>
               </w:rPr>
               <w:t>1,00</w:t>
@@ -2099,6 +2173,7 @@
         <w:rPr>
           <w:rFonts w:ascii="Times New Roman" w:hAnsi="Times New Roman" w:eastAsia="Times New Roman" w:cs="Times New Roman"/>
           <w:b/>
+          <w:color w:val="000000"/>
           <w:sz w:val="28"/>
         </w:rPr>
         <w:t>Решение</w:t>
@@ -2114,9 +2189,10 @@
         <w:rPr>
           <w:rFonts w:ascii="Times New Roman" w:hAnsi="Times New Roman" w:eastAsia="Times New Roman" w:cs="Times New Roman"/>
           <w:b w:val="0"/>
+          <w:color w:val="000000"/>
           <w:sz w:val="28"/>
         </w:rPr>
-        <w:t>Выбранный вариант: ______________________________________________________</w:t>
+        <w:t xml:space="preserve">Выбранный вариант: </w:t>
       </w:r>
     </w:p>
     <w:p>
@@ -2129,9 +2205,9 @@
         <w:rPr>
           <w:rFonts w:ascii="Times New Roman" w:hAnsi="Times New Roman" w:eastAsia="Times New Roman" w:cs="Times New Roman"/>
           <w:b w:val="0"/>
+          <w:color w:val="000000"/>
           <w:sz w:val="28"/>
         </w:rPr>
-        <w:t>________________________________________________________________________</w:t>
       </w:r>
     </w:p>
     <w:p>
@@ -2144,9 +2220,10 @@
         <w:rPr>
           <w:rFonts w:ascii="Times New Roman" w:hAnsi="Times New Roman" w:eastAsia="Times New Roman" w:cs="Times New Roman"/>
           <w:b w:val="0"/>
+          <w:color w:val="000000"/>
           <w:sz w:val="28"/>
         </w:rPr>
-        <w:t>Какие требования он закрывает: __________________________________________</w:t>
+        <w:t xml:space="preserve">Какие требования он закрывает: </w:t>
       </w:r>
     </w:p>
     <w:p>
@@ -2159,9 +2236,9 @@
         <w:rPr>
           <w:rFonts w:ascii="Times New Roman" w:hAnsi="Times New Roman" w:eastAsia="Times New Roman" w:cs="Times New Roman"/>
           <w:b w:val="0"/>
+          <w:color w:val="000000"/>
           <w:sz w:val="28"/>
         </w:rPr>
-        <w:t>________________________________________________________________________</w:t>
       </w:r>
     </w:p>
     <w:p>
@@ -2174,9 +2251,10 @@
         <w:rPr>
           <w:rFonts w:ascii="Times New Roman" w:hAnsi="Times New Roman" w:eastAsia="Times New Roman" w:cs="Times New Roman"/>
           <w:b w:val="0"/>
+          <w:color w:val="000000"/>
           <w:sz w:val="28"/>
         </w:rPr>
-        <w:t>Чем придётся заплатить: _________________________________________________</w:t>
+        <w:t xml:space="preserve">Чем придётся заплатить: </w:t>
       </w:r>
     </w:p>
     <w:p>
@@ -2189,9 +2267,9 @@
         <w:rPr>
           <w:rFonts w:ascii="Times New Roman" w:hAnsi="Times New Roman" w:eastAsia="Times New Roman" w:cs="Times New Roman"/>
           <w:b w:val="0"/>
+          <w:color w:val="000000"/>
           <w:sz w:val="28"/>
         </w:rPr>
-        <w:t>________________________________________________________________________</w:t>
       </w:r>
     </w:p>
     <w:p/>
@@ -2205,6 +2283,7 @@
         <w:rPr>
           <w:rFonts w:ascii="Times New Roman" w:hAnsi="Times New Roman" w:eastAsia="Times New Roman" w:cs="Times New Roman"/>
           <w:b/>
+          <w:color w:val="000000"/>
           <w:sz w:val="28"/>
         </w:rPr>
         <w:t>Схема размещения</w:t>
@@ -2220,6 +2299,7 @@
         <w:rPr>
           <w:rFonts w:ascii="Times New Roman" w:hAnsi="Times New Roman" w:eastAsia="Times New Roman" w:cs="Times New Roman"/>
           <w:b w:val="0"/>
+          <w:color w:val="000000"/>
           <w:sz w:val="28"/>
         </w:rPr>
         <w:t>Покажите узлы, слои на них, сетевые связи, подписи и границу доступа.</w:t>
@@ -2235,6 +2315,7 @@
         <w:rPr>
           <w:rFonts w:ascii="Times New Roman" w:hAnsi="Times New Roman" w:eastAsia="Times New Roman" w:cs="Times New Roman"/>
           <w:i/>
+          <w:color w:val="000000"/>
           <w:sz w:val="28"/>
         </w:rPr>
         <w:t>[ Место для схемы: нарисуйте от руки, в графическом редакторе или вставьте снимок ]</w:t>
@@ -2270,6 +2351,7 @@
               <w:rPr>
                 <w:rFonts w:ascii="Times New Roman" w:hAnsi="Times New Roman" w:eastAsia="Times New Roman" w:cs="Times New Roman"/>
                 <w:b/>
+                <w:color w:val="000000"/>
                 <w:sz w:val="22"/>
               </w:rPr>
               <w:t>Узел</w:t>
@@ -2290,6 +2372,7 @@
               <w:rPr>
                 <w:rFonts w:ascii="Times New Roman" w:hAnsi="Times New Roman" w:eastAsia="Times New Roman" w:cs="Times New Roman"/>
                 <w:b/>
+                <w:color w:val="000000"/>
                 <w:sz w:val="22"/>
               </w:rPr>
               <w:t>Роль</w:t>
@@ -2310,6 +2393,7 @@
               <w:rPr>
                 <w:rFonts w:ascii="Times New Roman" w:hAnsi="Times New Roman" w:eastAsia="Times New Roman" w:cs="Times New Roman"/>
                 <w:b/>
+                <w:color w:val="000000"/>
                 <w:sz w:val="22"/>
               </w:rPr>
               <w:t>Программное обеспечение</w:t>
@@ -2330,6 +2414,7 @@
               <w:rPr>
                 <w:rFonts w:ascii="Times New Roman" w:hAnsi="Times New Roman" w:eastAsia="Times New Roman" w:cs="Times New Roman"/>
                 <w:b/>
+                <w:color w:val="000000"/>
                 <w:sz w:val="22"/>
               </w:rPr>
               <w:t>Сеть</w:t>
@@ -2350,6 +2435,7 @@
               <w:rPr>
                 <w:rFonts w:ascii="Times New Roman" w:hAnsi="Times New Roman" w:eastAsia="Times New Roman" w:cs="Times New Roman"/>
                 <w:b/>
+                <w:color w:val="000000"/>
                 <w:sz w:val="22"/>
               </w:rPr>
               <w:t>Резерв</w:t>
@@ -2678,6 +2764,7 @@
         <w:rPr>
           <w:rFonts w:ascii="Times New Roman" w:hAnsi="Times New Roman" w:eastAsia="Times New Roman" w:cs="Times New Roman"/>
           <w:b/>
+          <w:color w:val="000000"/>
           <w:sz w:val="24"/>
         </w:rPr>
         <w:t>Таблица узлов</w:t>
@@ -2694,6 +2781,7 @@
         <w:rPr>
           <w:rFonts w:ascii="Times New Roman" w:hAnsi="Times New Roman" w:eastAsia="Times New Roman" w:cs="Times New Roman"/>
           <w:b/>
+          <w:color w:val="000000"/>
           <w:sz w:val="28"/>
         </w:rPr>
         <w:t>Риски решения</w:t>
@@ -2727,6 +2815,7 @@
               <w:rPr>
                 <w:rFonts w:ascii="Times New Roman" w:hAnsi="Times New Roman" w:eastAsia="Times New Roman" w:cs="Times New Roman"/>
                 <w:b/>
+                <w:color w:val="000000"/>
                 <w:sz w:val="22"/>
               </w:rPr>
               <w:t>Риск</w:t>
@@ -2747,6 +2836,7 @@
               <w:rPr>
                 <w:rFonts w:ascii="Times New Roman" w:hAnsi="Times New Roman" w:eastAsia="Times New Roman" w:cs="Times New Roman"/>
                 <w:b/>
+                <w:color w:val="000000"/>
                 <w:sz w:val="22"/>
               </w:rPr>
               <w:t>Вероятность</w:t>
@@ -2767,6 +2857,7 @@
               <w:rPr>
                 <w:rFonts w:ascii="Times New Roman" w:hAnsi="Times New Roman" w:eastAsia="Times New Roman" w:cs="Times New Roman"/>
                 <w:b/>
+                <w:color w:val="000000"/>
                 <w:sz w:val="22"/>
               </w:rPr>
               <w:t>Влияние</w:t>
@@ -2787,6 +2878,7 @@
               <w:rPr>
                 <w:rFonts w:ascii="Times New Roman" w:hAnsi="Times New Roman" w:eastAsia="Times New Roman" w:cs="Times New Roman"/>
                 <w:b/>
+                <w:color w:val="000000"/>
                 <w:sz w:val="22"/>
               </w:rPr>
               <w:t>Мера снижения</w:t>
@@ -3006,6 +3098,7 @@
         <w:rPr>
           <w:rFonts w:ascii="Times New Roman" w:hAnsi="Times New Roman" w:eastAsia="Times New Roman" w:cs="Times New Roman"/>
           <w:b/>
+          <w:color w:val="000000"/>
           <w:sz w:val="28"/>
         </w:rPr>
         <w:t>Скриншоты выполнения работы</w:t>
@@ -3022,6 +3115,7 @@
         <w:rPr>
           <w:rFonts w:ascii="Times New Roman" w:hAnsi="Times New Roman" w:eastAsia="Times New Roman" w:cs="Times New Roman"/>
           <w:i/>
+          <w:color w:val="000000"/>
           <w:sz w:val="28"/>
         </w:rPr>
         <w:t>[ Место для скриншота 2: заполненная матрица выбора ]</w:t>
@@ -3038,6 +3132,7 @@
         <w:rPr>
           <w:rFonts w:ascii="Times New Roman" w:hAnsi="Times New Roman" w:eastAsia="Times New Roman" w:cs="Times New Roman"/>
           <w:i/>
+          <w:color w:val="000000"/>
           <w:sz w:val="28"/>
         </w:rPr>
         <w:t>[ Место для скриншота 3: схема размещения с подписями ]</w:t>
@@ -3050,13 +3145,14 @@
         <w:keepNext/>
         <w:keepLines/>
         <w:spacing w:line="240" w:lineRule="auto" w:before="240" w:after="0"/>
-        <w:ind w:firstLine="0" w:left="0"/>
+        <w:ind w:left="0" w:firstLine="0"/>
         <w:jc w:val="both"/>
       </w:pPr>
       <w:r>
         <w:rPr>
           <w:rFonts w:ascii="Times New Roman" w:hAnsi="Times New Roman" w:eastAsia="Times New Roman" w:cs="Times New Roman"/>
           <w:b w:val="0"/>
+          <w:color w:val="000000"/>
           <w:sz w:val="28"/>
         </w:rPr>
         <w:t>Вывод</w:t>
@@ -3072,6 +3168,7 @@
         <w:rPr>
           <w:rFonts w:ascii="Times New Roman" w:hAnsi="Times New Roman" w:eastAsia="Times New Roman" w:cs="Times New Roman"/>
           <w:b w:val="0"/>
+          <w:color w:val="000000"/>
           <w:sz w:val="28"/>
         </w:rPr>
         <w:t>Какое требование было самым трудным? Почему выбранный вариант его закрывает? Что изменилось бы при другом бюджете?</w:t>
@@ -3087,9 +3184,9 @@
         <w:rPr>
           <w:rFonts w:ascii="Times New Roman" w:hAnsi="Times New Roman" w:eastAsia="Times New Roman" w:cs="Times New Roman"/>
           <w:b w:val="0"/>
+          <w:color w:val="000000"/>
           <w:sz w:val="28"/>
         </w:rPr>
-        <w:t>________________________________________________________________________</w:t>
       </w:r>
     </w:p>
     <w:p>
@@ -3102,9 +3199,9 @@
         <w:rPr>
           <w:rFonts w:ascii="Times New Roman" w:hAnsi="Times New Roman" w:eastAsia="Times New Roman" w:cs="Times New Roman"/>
           <w:b w:val="0"/>
+          <w:color w:val="000000"/>
           <w:sz w:val="28"/>
         </w:rPr>
-        <w:t>________________________________________________________________________</w:t>
       </w:r>
     </w:p>
     <w:p>
@@ -3117,9 +3214,9 @@
         <w:rPr>
           <w:rFonts w:ascii="Times New Roman" w:hAnsi="Times New Roman" w:eastAsia="Times New Roman" w:cs="Times New Roman"/>
           <w:b w:val="0"/>
+          <w:color w:val="000000"/>
           <w:sz w:val="28"/>
         </w:rPr>
-        <w:t>________________________________________________________________________</w:t>
       </w:r>
     </w:p>
     <w:p>
@@ -3132,9 +3229,9 @@
         <w:rPr>
           <w:rFonts w:ascii="Times New Roman" w:hAnsi="Times New Roman" w:eastAsia="Times New Roman" w:cs="Times New Roman"/>
           <w:b w:val="0"/>
+          <w:color w:val="000000"/>
           <w:sz w:val="28"/>
         </w:rPr>
-        <w:t>________________________________________________________________________</w:t>
       </w:r>
     </w:p>
     <w:p>
@@ -3147,9 +3244,9 @@
         <w:rPr>
           <w:rFonts w:ascii="Times New Roman" w:hAnsi="Times New Roman" w:eastAsia="Times New Roman" w:cs="Times New Roman"/>
           <w:b w:val="0"/>
+          <w:color w:val="000000"/>
           <w:sz w:val="28"/>
         </w:rPr>
-        <w:t>________________________________________________________________________</w:t>
       </w:r>
     </w:p>
     <w:p>
@@ -3162,9 +3259,9 @@
         <w:rPr>
           <w:rFonts w:ascii="Times New Roman" w:hAnsi="Times New Roman" w:eastAsia="Times New Roman" w:cs="Times New Roman"/>
           <w:b w:val="0"/>
+          <w:color w:val="000000"/>
           <w:sz w:val="28"/>
         </w:rPr>
-        <w:t>________________________________________________________________________</w:t>
       </w:r>
     </w:p>
     <w:p/>
@@ -3548,6 +3645,7 @@
     </w:pPr>
     <w:rPr>
       <w:rFonts w:ascii="Times New Roman" w:hAnsi="Times New Roman" w:eastAsia="Times New Roman" w:cs="Times New Roman"/>
+      <w:color w:val="000000"/>
       <w:sz w:val="28"/>
     </w:rPr>
   </w:style>
@@ -3607,7 +3705,7 @@
       <w:keepNext/>
       <w:keepLines/>
       <w:spacing w:before="240" w:after="0" w:line="240" w:lineRule="auto"/>
-      <w:ind w:firstLine="0" w:left="0"/>
+      <w:ind w:left="0" w:firstLine="0"/>
       <w:jc w:val="both"/>
       <w:outlineLvl w:val="0"/>
     </w:pPr>
@@ -3615,7 +3713,7 @@
       <w:rFonts w:asciiTheme="majorHAnsi" w:eastAsiaTheme="majorEastAsia" w:hAnsiTheme="majorHAnsi" w:cstheme="majorBidi" w:ascii="Times New Roman" w:hAnsi="Times New Roman" w:eastAsia="Times New Roman" w:cs="Times New Roman"/>
       <w:b w:val="0"/>
       <w:bCs/>
-      <w:color w:val="365F91" w:themeColor="accent1" w:themeShade="BF"/>
+      <w:color w:val="000000"/>
       <w:sz w:val="28"/>
       <w:szCs w:val="28"/>
     </w:rPr>
@@ -3633,7 +3731,7 @@
       <w:keepNext/>
       <w:keepLines/>
       <w:spacing w:before="40" w:after="0" w:line="240" w:lineRule="auto"/>
-      <w:ind w:firstLine="0" w:left="0"/>
+      <w:ind w:left="0" w:firstLine="0"/>
       <w:jc w:val="left"/>
       <w:outlineLvl w:val="1"/>
     </w:pPr>
@@ -3641,7 +3739,7 @@
       <w:rFonts w:asciiTheme="majorHAnsi" w:eastAsiaTheme="majorEastAsia" w:hAnsiTheme="majorHAnsi" w:cstheme="majorBidi" w:ascii="Times New Roman" w:hAnsi="Times New Roman" w:eastAsia="Times New Roman" w:cs="Times New Roman"/>
       <w:b/>
       <w:bCs/>
-      <w:color w:val="4F81BD" w:themeColor="accent1"/>
+      <w:color w:val="000000"/>
       <w:sz w:val="28"/>
       <w:szCs w:val="26"/>
     </w:rPr>
@@ -3978,6 +4076,7 @@
     </w:pPr>
     <w:rPr>
       <w:rFonts w:ascii="Times New Roman" w:hAnsi="Times New Roman" w:eastAsia="Times New Roman" w:cs="Times New Roman"/>
+      <w:color w:val="000000"/>
       <w:sz w:val="28"/>
     </w:rPr>
   </w:style>
